--- a/MODUL AJAR/MA B.INDO/BAB 6 - MA B Indo Kls 1.docx
+++ b/MODUL AJAR/MA B.INDO/BAB 6 - MA B Indo Kls 1.docx
@@ -1,6 +1,6 @@
 
 <file path=word/document.xml><?xml version="1.0" encoding="utf-8"?>
-<w:document xmlns:wpc="http://schemas.microsoft.com/office/word/2010/wordprocessingCanvas" xmlns:cx="http://schemas.microsoft.com/office/drawing/2014/chartex" xmlns:cx1="http://schemas.microsoft.com/office/drawing/2015/9/8/chartex" xmlns:cx2="http://schemas.microsoft.com/office/drawing/2015/10/21/chartex" xmlns:cx3="http://schemas.microsoft.com/office/drawing/2016/5/9/chartex" xmlns:cx4="http://schemas.microsoft.com/office/drawing/2016/5/10/chartex" xmlns:cx5="http://schemas.microsoft.com/office/drawing/2016/5/11/chartex" xmlns:cx6="http://schemas.microsoft.com/office/drawing/2016/5/12/chartex" xmlns:cx7="http://schemas.microsoft.com/office/drawing/2016/5/13/chartex" xmlns:cx8="http://schemas.microsoft.com/office/drawing/2016/5/14/chartex" xmlns:mc="http://schemas.openxmlformats.org/markup-compatibility/2006" xmlns:aink="http://schemas.microsoft.com/office/drawing/2016/ink" xmlns:am3d="http://schemas.microsoft.com/office/drawing/2017/model3d" xmlns:o="urn:schemas-microsoft-com:office:office" xmlns:oel="http://schemas.microsoft.com/office/2019/extlst" xmlns:r="http://schemas.openxmlformats.org/officeDocument/2006/relationships" xmlns:m="http://schemas.openxmlformats.org/officeDocument/2006/math" xmlns:v="urn:schemas-microsoft-com:vml" xmlns:wp14="http://schemas.microsoft.com/office/word/2010/wordprocessingDrawing" xmlns:wp="http://schemas.openxmlformats.org/drawingml/2006/wordprocessingDrawing" xmlns:w10="urn:schemas-microsoft-com:office:word" xmlns:w="http://schemas.openxmlformats.org/wordprocessingml/2006/main" xmlns:w14="http://schemas.microsoft.com/office/word/2010/wordml" xmlns:w15="http://schemas.microsoft.com/office/word/2012/wordml" xmlns:w16cex="http://schemas.microsoft.com/office/word/2018/wordml/cex" xmlns:w16cid="http://schemas.microsoft.com/office/word/2016/wordml/cid" xmlns:w16="http://schemas.microsoft.com/office/word/2018/wordml" xmlns:w16sdtdh="http://schemas.microsoft.com/office/word/2020/wordml/sdtdatahash" xmlns:w16se="http://schemas.microsoft.com/office/word/2015/wordml/symex" xmlns:wpg="http://schemas.microsoft.com/office/word/2010/wordprocessingGroup" xmlns:wpi="http://schemas.microsoft.com/office/word/2010/wordprocessingInk" xmlns:wne="http://schemas.microsoft.com/office/word/2006/wordml" xmlns:wps="http://schemas.microsoft.com/office/word/2010/wordprocessingShape" mc:Ignorable="w14 w15 w16se w16cid w16 w16cex w16sdtdh wp14">
+<w:document xmlns:wpc="http://schemas.microsoft.com/office/word/2010/wordprocessingCanvas" xmlns:cx="http://schemas.microsoft.com/office/drawing/2014/chartex" xmlns:cx1="http://schemas.microsoft.com/office/drawing/2015/9/8/chartex" xmlns:cx2="http://schemas.microsoft.com/office/drawing/2015/10/21/chartex" xmlns:cx3="http://schemas.microsoft.com/office/drawing/2016/5/9/chartex" xmlns:cx4="http://schemas.microsoft.com/office/drawing/2016/5/10/chartex" xmlns:cx5="http://schemas.microsoft.com/office/drawing/2016/5/11/chartex" xmlns:cx6="http://schemas.microsoft.com/office/drawing/2016/5/12/chartex" xmlns:cx7="http://schemas.microsoft.com/office/drawing/2016/5/13/chartex" xmlns:cx8="http://schemas.microsoft.com/office/drawing/2016/5/14/chartex" xmlns:mc="http://schemas.openxmlformats.org/markup-compatibility/2006" xmlns:aink="http://schemas.microsoft.com/office/drawing/2016/ink" xmlns:am3d="http://schemas.microsoft.com/office/drawing/2017/model3d" xmlns:o="urn:schemas-microsoft-com:office:office" xmlns:oel="http://schemas.microsoft.com/office/2019/extlst" xmlns:r="http://schemas.openxmlformats.org/officeDocument/2006/relationships" xmlns:m="http://schemas.openxmlformats.org/officeDocument/2006/math" xmlns:v="urn:schemas-microsoft-com:vml" xmlns:wp14="http://schemas.microsoft.com/office/word/2010/wordprocessingDrawing" xmlns:wp="http://schemas.openxmlformats.org/drawingml/2006/wordprocessingDrawing" xmlns:w10="urn:schemas-microsoft-com:office:word" xmlns:w="http://schemas.openxmlformats.org/wordprocessingml/2006/main" xmlns:w14="http://schemas.microsoft.com/office/word/2010/wordml" xmlns:w15="http://schemas.microsoft.com/office/word/2012/wordml" xmlns:w16cex="http://schemas.microsoft.com/office/word/2018/wordml/cex" xmlns:w16cid="http://schemas.microsoft.com/office/word/2016/wordml/cid" xmlns:w16="http://schemas.microsoft.com/office/word/2018/wordml" xmlns:w16du="http://schemas.microsoft.com/office/word/2023/wordml/word16du" xmlns:w16sdtdh="http://schemas.microsoft.com/office/word/2020/wordml/sdtdatahash" xmlns:w16sdtfl="http://schemas.microsoft.com/office/word/2024/wordml/sdtformatlock" xmlns:w16se="http://schemas.microsoft.com/office/word/2015/wordml/symex" xmlns:wpg="http://schemas.microsoft.com/office/word/2010/wordprocessingGroup" xmlns:wpi="http://schemas.microsoft.com/office/word/2010/wordprocessingInk" xmlns:wne="http://schemas.microsoft.com/office/word/2006/wordml" xmlns:wps="http://schemas.microsoft.com/office/word/2010/wordprocessingShape" mc:Ignorable="w14 w15 w16se w16cid w16 w16cex w16sdtdh w16sdtfl w16du wp14">
   <w:body>
     <w:p>
       <w:pPr>
@@ -912,7 +912,7 @@
                 <w:szCs w:val="28"/>
                 <w:lang w:val="pt-BR"/>
               </w:rPr>
-              <w:t>2025/2026</w:t>
+              <w:t>2026/2027</w:t>
             </w:r>
           </w:p>
           <w:p>
@@ -1036,7 +1036,7 @@
           </w:tcPr>
           <w:p>
             <w:pPr>
-              <w:pStyle w:val="DaftarParagraf"/>
+              <w:pStyle w:val="ListParagraph"/>
               <w:numPr>
                 <w:ilvl w:val="0"/>
                 <w:numId w:val="15"/>
@@ -1239,7 +1239,7 @@
           </w:tcPr>
           <w:p>
             <w:pPr>
-              <w:pStyle w:val="Judul5"/>
+              <w:pStyle w:val="Heading5"/>
               <w:shd w:val="clear" w:color="auto" w:fill="FFFFFF"/>
               <w:spacing w:line="276" w:lineRule="auto"/>
               <w:ind w:left="73" w:firstLine="0"/>
@@ -1296,7 +1296,7 @@
           </w:tcPr>
           <w:p>
             <w:pPr>
-              <w:pStyle w:val="Judul5"/>
+              <w:pStyle w:val="Heading5"/>
               <w:shd w:val="clear" w:color="auto" w:fill="FFFFFF"/>
               <w:spacing w:line="276" w:lineRule="auto"/>
               <w:ind w:left="73" w:firstLine="0"/>
@@ -1311,7 +1311,7 @@
                 <w:rFonts w:ascii="Times New Roman" w:hAnsi="Times New Roman"/>
                 <w:lang w:val="en-US"/>
               </w:rPr>
-              <w:t>2025/2026</w:t>
+              <w:t>2026/2027</w:t>
             </w:r>
           </w:p>
         </w:tc>
@@ -1353,7 +1353,7 @@
           </w:tcPr>
           <w:p>
             <w:pPr>
-              <w:pStyle w:val="Judul5"/>
+              <w:pStyle w:val="Heading5"/>
               <w:shd w:val="clear" w:color="auto" w:fill="FFFFFF"/>
               <w:spacing w:line="276" w:lineRule="auto"/>
               <w:ind w:left="73" w:firstLine="0"/>
@@ -1410,7 +1410,7 @@
           </w:tcPr>
           <w:p>
             <w:pPr>
-              <w:pStyle w:val="Judul5"/>
+              <w:pStyle w:val="Heading5"/>
               <w:shd w:val="clear" w:color="auto" w:fill="FFFFFF"/>
               <w:spacing w:line="276" w:lineRule="auto"/>
               <w:ind w:left="73" w:firstLine="0"/>
@@ -1476,7 +1476,7 @@
           </w:tcPr>
           <w:p>
             <w:pPr>
-              <w:pStyle w:val="Judul5"/>
+              <w:pStyle w:val="Heading5"/>
               <w:shd w:val="clear" w:color="auto" w:fill="FFFFFF"/>
               <w:spacing w:line="276" w:lineRule="auto"/>
               <w:ind w:left="73" w:firstLine="0"/>
@@ -1537,7 +1537,7 @@
           </w:tcPr>
           <w:p>
             <w:pPr>
-              <w:pStyle w:val="Judul5"/>
+              <w:pStyle w:val="Heading5"/>
               <w:shd w:val="clear" w:color="auto" w:fill="FFFFFF"/>
               <w:spacing w:line="276" w:lineRule="auto"/>
               <w:ind w:left="73" w:firstLine="0"/>
@@ -1671,7 +1671,7 @@
           </w:tcPr>
           <w:p>
             <w:pPr>
-              <w:pStyle w:val="Judul5"/>
+              <w:pStyle w:val="Heading5"/>
               <w:shd w:val="clear" w:color="auto" w:fill="FFFFFF"/>
               <w:spacing w:line="276" w:lineRule="auto"/>
               <w:ind w:left="73" w:firstLine="0"/>
@@ -1710,7 +1710,7 @@
           </w:tcPr>
           <w:p>
             <w:pPr>
-              <w:pStyle w:val="DaftarParagraf"/>
+              <w:pStyle w:val="ListParagraph"/>
               <w:numPr>
                 <w:ilvl w:val="0"/>
                 <w:numId w:val="15"/>
@@ -1948,7 +1948,7 @@
           </w:tcPr>
           <w:p>
             <w:pPr>
-              <w:pStyle w:val="DaftarParagraf"/>
+              <w:pStyle w:val="ListParagraph"/>
               <w:numPr>
                 <w:ilvl w:val="0"/>
                 <w:numId w:val="15"/>
@@ -2091,7 +2091,7 @@
           </w:tcPr>
           <w:p>
             <w:pPr>
-              <w:pStyle w:val="DaftarParagraf"/>
+              <w:pStyle w:val="ListParagraph"/>
               <w:numPr>
                 <w:ilvl w:val="0"/>
                 <w:numId w:val="15"/>
@@ -2156,7 +2156,7 @@
           </w:tcPr>
           <w:p>
             <w:pPr>
-              <w:pStyle w:val="DaftarParagraf"/>
+              <w:pStyle w:val="ListParagraph"/>
               <w:numPr>
                 <w:ilvl w:val="0"/>
                 <w:numId w:val="14"/>
@@ -2185,7 +2185,7 @@
           </w:p>
           <w:p>
             <w:pPr>
-              <w:pStyle w:val="DaftarParagraf"/>
+              <w:pStyle w:val="ListParagraph"/>
               <w:spacing w:before="60" w:after="60"/>
               <w:ind w:left="437"/>
               <w:jc w:val="both"/>
@@ -2206,7 +2206,7 @@
           </w:p>
           <w:p>
             <w:pPr>
-              <w:pStyle w:val="DaftarParagraf"/>
+              <w:pStyle w:val="ListParagraph"/>
               <w:numPr>
                 <w:ilvl w:val="0"/>
                 <w:numId w:val="14"/>
@@ -2235,7 +2235,7 @@
           </w:p>
           <w:p>
             <w:pPr>
-              <w:pStyle w:val="DaftarParagraf"/>
+              <w:pStyle w:val="ListParagraph"/>
               <w:spacing w:before="60" w:after="60"/>
               <w:ind w:left="437"/>
               <w:jc w:val="both"/>
@@ -2256,7 +2256,7 @@
           </w:p>
           <w:p>
             <w:pPr>
-              <w:pStyle w:val="DaftarParagraf"/>
+              <w:pStyle w:val="ListParagraph"/>
               <w:numPr>
                 <w:ilvl w:val="0"/>
                 <w:numId w:val="14"/>
@@ -2285,7 +2285,7 @@
           </w:p>
           <w:p>
             <w:pPr>
-              <w:pStyle w:val="DaftarParagraf"/>
+              <w:pStyle w:val="ListParagraph"/>
               <w:spacing w:before="60" w:after="60"/>
               <w:ind w:left="437"/>
               <w:jc w:val="both"/>
@@ -2306,7 +2306,7 @@
           </w:p>
           <w:p>
             <w:pPr>
-              <w:pStyle w:val="DaftarParagraf"/>
+              <w:pStyle w:val="ListParagraph"/>
               <w:numPr>
                 <w:ilvl w:val="0"/>
                 <w:numId w:val="14"/>
@@ -2335,7 +2335,7 @@
           </w:p>
           <w:p>
             <w:pPr>
-              <w:pStyle w:val="DaftarParagraf"/>
+              <w:pStyle w:val="ListParagraph"/>
               <w:spacing w:before="60" w:after="60"/>
               <w:ind w:left="437"/>
               <w:jc w:val="both"/>
@@ -2356,7 +2356,7 @@
           </w:p>
           <w:p>
             <w:pPr>
-              <w:pStyle w:val="DaftarParagraf"/>
+              <w:pStyle w:val="ListParagraph"/>
               <w:numPr>
                 <w:ilvl w:val="0"/>
                 <w:numId w:val="14"/>
@@ -2386,7 +2386,7 @@
           </w:p>
           <w:p>
             <w:pPr>
-              <w:pStyle w:val="DaftarParagraf"/>
+              <w:pStyle w:val="ListParagraph"/>
               <w:spacing w:before="60" w:after="60"/>
               <w:ind w:left="437"/>
               <w:jc w:val="both"/>
@@ -2407,7 +2407,7 @@
           </w:p>
           <w:p>
             <w:pPr>
-              <w:pStyle w:val="DaftarParagraf"/>
+              <w:pStyle w:val="ListParagraph"/>
               <w:numPr>
                 <w:ilvl w:val="0"/>
                 <w:numId w:val="14"/>
@@ -2436,7 +2436,7 @@
           </w:p>
           <w:p>
             <w:pPr>
-              <w:pStyle w:val="DaftarParagraf"/>
+              <w:pStyle w:val="ListParagraph"/>
               <w:spacing w:before="60" w:after="60"/>
               <w:ind w:left="437"/>
               <w:jc w:val="both"/>
@@ -2457,7 +2457,7 @@
           </w:p>
           <w:p>
             <w:pPr>
-              <w:pStyle w:val="DaftarParagraf"/>
+              <w:pStyle w:val="ListParagraph"/>
               <w:numPr>
                 <w:ilvl w:val="0"/>
                 <w:numId w:val="14"/>
@@ -2486,7 +2486,7 @@
           </w:p>
           <w:p>
             <w:pPr>
-              <w:pStyle w:val="DaftarParagraf"/>
+              <w:pStyle w:val="ListParagraph"/>
               <w:spacing w:before="60" w:after="60"/>
               <w:ind w:left="437"/>
               <w:jc w:val="both"/>
@@ -2507,7 +2507,7 @@
           </w:p>
           <w:p>
             <w:pPr>
-              <w:pStyle w:val="DaftarParagraf"/>
+              <w:pStyle w:val="ListParagraph"/>
               <w:numPr>
                 <w:ilvl w:val="0"/>
                 <w:numId w:val="14"/>
@@ -2534,7 +2534,7 @@
           </w:p>
           <w:p>
             <w:pPr>
-              <w:pStyle w:val="DaftarParagraf"/>
+              <w:pStyle w:val="ListParagraph"/>
               <w:spacing w:before="60" w:after="60"/>
               <w:ind w:left="437"/>
               <w:jc w:val="both"/>
@@ -2570,7 +2570,7 @@
           </w:tcPr>
           <w:p>
             <w:pPr>
-              <w:pStyle w:val="DaftarParagraf"/>
+              <w:pStyle w:val="ListParagraph"/>
               <w:numPr>
                 <w:ilvl w:val="0"/>
                 <w:numId w:val="15"/>
@@ -3658,7 +3658,7 @@
           </w:tcPr>
           <w:p>
             <w:pPr>
-              <w:pStyle w:val="TeksIsi"/>
+              <w:pStyle w:val="BodyText"/>
               <w:numPr>
                 <w:ilvl w:val="0"/>
                 <w:numId w:val="20"/>
@@ -3820,7 +3820,7 @@
           </w:tcPr>
           <w:p>
             <w:pPr>
-              <w:pStyle w:val="TeksIsi"/>
+              <w:pStyle w:val="BodyText"/>
               <w:numPr>
                 <w:ilvl w:val="0"/>
                 <w:numId w:val="20"/>
@@ -3847,7 +3847,7 @@
           </w:p>
           <w:p>
             <w:pPr>
-              <w:pStyle w:val="TeksIsi"/>
+              <w:pStyle w:val="BodyText"/>
               <w:numPr>
                 <w:ilvl w:val="0"/>
                 <w:numId w:val="20"/>
@@ -3911,7 +3911,7 @@
           </w:tcPr>
           <w:p>
             <w:pPr>
-              <w:pStyle w:val="DaftarParagraf"/>
+              <w:pStyle w:val="ListParagraph"/>
               <w:numPr>
                 <w:ilvl w:val="0"/>
                 <w:numId w:val="15"/>
@@ -3993,7 +3993,7 @@
           </w:tcPr>
           <w:p>
             <w:pPr>
-              <w:pStyle w:val="DaftarParagraf"/>
+              <w:pStyle w:val="ListParagraph"/>
               <w:widowControl w:val="0"/>
               <w:numPr>
                 <w:ilvl w:val="0"/>
@@ -4671,7 +4671,7 @@
           </w:tcPr>
           <w:p>
             <w:pPr>
-              <w:pStyle w:val="DaftarParagraf"/>
+              <w:pStyle w:val="ListParagraph"/>
               <w:numPr>
                 <w:ilvl w:val="0"/>
                 <w:numId w:val="15"/>
@@ -4859,7 +4859,7 @@
           </w:tcPr>
           <w:p>
             <w:pPr>
-              <w:pStyle w:val="DaftarParagraf"/>
+              <w:pStyle w:val="ListParagraph"/>
               <w:numPr>
                 <w:ilvl w:val="0"/>
                 <w:numId w:val="15"/>
@@ -5104,7 +5104,7 @@
           </w:tcPr>
           <w:p>
             <w:pPr>
-              <w:pStyle w:val="DaftarParagraf"/>
+              <w:pStyle w:val="ListParagraph"/>
               <w:numPr>
                 <w:ilvl w:val="0"/>
                 <w:numId w:val="19"/>
@@ -5208,7 +5208,7 @@
           </w:tcPr>
           <w:p>
             <w:pPr>
-              <w:pStyle w:val="DaftarParagraf"/>
+              <w:pStyle w:val="ListParagraph"/>
               <w:numPr>
                 <w:ilvl w:val="0"/>
                 <w:numId w:val="19"/>
@@ -5648,7 +5648,7 @@
           </w:tcPr>
           <w:p>
             <w:pPr>
-              <w:pStyle w:val="DaftarParagraf"/>
+              <w:pStyle w:val="ListParagraph"/>
               <w:spacing w:after="0"/>
               <w:ind w:left="0"/>
               <w:rPr>
@@ -6676,7 +6676,7 @@
           </w:tcPr>
           <w:p>
             <w:pPr>
-              <w:pStyle w:val="DaftarParagraf"/>
+              <w:pStyle w:val="ListParagraph"/>
               <w:spacing w:after="0"/>
               <w:ind w:left="0"/>
               <w:rPr>
@@ -7406,7 +7406,7 @@
           </w:tcPr>
           <w:p>
             <w:pPr>
-              <w:pStyle w:val="Judul4"/>
+              <w:pStyle w:val="Heading4"/>
               <w:rPr>
                 <w:rFonts w:ascii="Times New Roman" w:hAnsi="Times New Roman" w:cs="Times New Roman"/>
                 <w:i w:val="0"/>
@@ -7419,7 +7419,7 @@
             </w:pPr>
             <w:r>
               <w:rPr>
-                <w:rStyle w:val="Kuat"/>
+                <w:rStyle w:val="Strong"/>
                 <w:rFonts w:ascii="Times New Roman" w:hAnsi="Times New Roman" w:cs="Times New Roman"/>
                 <w:i w:val="0"/>
                 <w:iCs w:val="0"/>
@@ -7436,7 +7436,7 @@
             </w:pPr>
             <w:r>
               <w:rPr>
-                <w:rStyle w:val="Kuat"/>
+                <w:rStyle w:val="Strong"/>
                 <w:rFonts w:eastAsia="SimSun"/>
               </w:rPr>
               <w:t>Refleksi:</w:t>
@@ -7514,7 +7514,7 @@
             </w:pPr>
             <w:r>
               <w:rPr>
-                <w:rStyle w:val="Kuat"/>
+                <w:rStyle w:val="Strong"/>
                 <w:rFonts w:eastAsia="SimSun"/>
               </w:rPr>
               <w:t>Penilaian:</w:t>
@@ -7570,7 +7570,7 @@
             </w:pPr>
             <w:r>
               <w:rPr>
-                <w:rStyle w:val="Kuat"/>
+                <w:rStyle w:val="Strong"/>
                 <w:rFonts w:eastAsia="SimSun"/>
               </w:rPr>
               <w:t>Tindak Lanjut:</w:t>
@@ -7626,7 +7626,7 @@
             </w:pPr>
             <w:r>
               <w:rPr>
-                <w:rStyle w:val="Kuat"/>
+                <w:rStyle w:val="Strong"/>
                 <w:rFonts w:eastAsia="SimSun"/>
               </w:rPr>
               <w:t>Doa Penutup:</w:t>
@@ -7656,7 +7656,7 @@
           </w:p>
           <w:p>
             <w:pPr>
-              <w:pStyle w:val="Judul4"/>
+              <w:pStyle w:val="Heading4"/>
               <w:rPr>
                 <w:rFonts w:ascii="Times New Roman" w:hAnsi="Times New Roman" w:cs="Times New Roman"/>
                 <w:i w:val="0"/>
@@ -7727,7 +7727,7 @@
           </w:tcPr>
           <w:p>
             <w:pPr>
-              <w:pStyle w:val="DaftarParagraf"/>
+              <w:pStyle w:val="ListParagraph"/>
               <w:spacing w:after="0"/>
               <w:ind w:left="0"/>
               <w:rPr>
@@ -8830,7 +8830,7 @@
           </w:tcPr>
           <w:p>
             <w:pPr>
-              <w:pStyle w:val="DaftarParagraf"/>
+              <w:pStyle w:val="ListParagraph"/>
               <w:numPr>
                 <w:ilvl w:val="0"/>
                 <w:numId w:val="2"/>
@@ -8861,7 +8861,7 @@
           </w:p>
           <w:p>
             <w:pPr>
-              <w:pStyle w:val="DaftarParagraf"/>
+              <w:pStyle w:val="ListParagraph"/>
               <w:spacing w:before="60" w:after="60" w:line="240" w:lineRule="auto"/>
               <w:ind w:left="360" w:right="281"/>
               <w:contextualSpacing w:val="0"/>
@@ -8928,7 +8928,7 @@
           </w:p>
           <w:tbl>
             <w:tblPr>
-              <w:tblStyle w:val="KisiTabel"/>
+              <w:tblStyle w:val="TableGrid"/>
               <w:tblW w:w="0" w:type="auto"/>
               <w:tblInd w:w="495" w:type="dxa"/>
               <w:tblLayout w:type="fixed"/>
@@ -8952,7 +8952,7 @@
                 </w:tcPr>
                 <w:p>
                   <w:pPr>
-                    <w:pStyle w:val="DaftarParagraf"/>
+                    <w:pStyle w:val="ListParagraph"/>
                     <w:tabs>
                       <w:tab w:val="left" w:pos="276"/>
                     </w:tabs>
@@ -8986,7 +8986,7 @@
                 </w:tcPr>
                 <w:p>
                   <w:pPr>
-                    <w:pStyle w:val="DaftarParagraf"/>
+                    <w:pStyle w:val="ListParagraph"/>
                     <w:tabs>
                       <w:tab w:val="left" w:pos="276"/>
                     </w:tabs>
@@ -9020,7 +9020,7 @@
                 </w:tcPr>
                 <w:p>
                   <w:pPr>
-                    <w:pStyle w:val="DaftarParagraf"/>
+                    <w:pStyle w:val="ListParagraph"/>
                     <w:tabs>
                       <w:tab w:val="left" w:pos="276"/>
                     </w:tabs>
@@ -9054,7 +9054,7 @@
                 </w:tcPr>
                 <w:p>
                   <w:pPr>
-                    <w:pStyle w:val="DaftarParagraf"/>
+                    <w:pStyle w:val="ListParagraph"/>
                     <w:tabs>
                       <w:tab w:val="left" w:pos="276"/>
                     </w:tabs>
@@ -9088,7 +9088,7 @@
                 </w:tcPr>
                 <w:p>
                   <w:pPr>
-                    <w:pStyle w:val="DaftarParagraf"/>
+                    <w:pStyle w:val="ListParagraph"/>
                     <w:tabs>
                       <w:tab w:val="left" w:pos="276"/>
                     </w:tabs>
@@ -9128,7 +9128,7 @@
                 </w:tcPr>
                 <w:p>
                   <w:pPr>
-                    <w:pStyle w:val="DaftarParagraf"/>
+                    <w:pStyle w:val="ListParagraph"/>
                     <w:tabs>
                       <w:tab w:val="left" w:pos="276"/>
                     </w:tabs>
@@ -9152,7 +9152,7 @@
                 </w:tcPr>
                 <w:p>
                   <w:pPr>
-                    <w:pStyle w:val="DaftarParagraf"/>
+                    <w:pStyle w:val="ListParagraph"/>
                     <w:tabs>
                       <w:tab w:val="left" w:pos="276"/>
                     </w:tabs>
@@ -9186,7 +9186,7 @@
                 </w:tcPr>
                 <w:p>
                   <w:pPr>
-                    <w:pStyle w:val="DaftarParagraf"/>
+                    <w:pStyle w:val="ListParagraph"/>
                     <w:tabs>
                       <w:tab w:val="left" w:pos="276"/>
                     </w:tabs>
@@ -9220,7 +9220,7 @@
                 </w:tcPr>
                 <w:p>
                   <w:pPr>
-                    <w:pStyle w:val="DaftarParagraf"/>
+                    <w:pStyle w:val="ListParagraph"/>
                     <w:tabs>
                       <w:tab w:val="left" w:pos="276"/>
                     </w:tabs>
@@ -9254,7 +9254,7 @@
                 </w:tcPr>
                 <w:p>
                   <w:pPr>
-                    <w:pStyle w:val="DaftarParagraf"/>
+                    <w:pStyle w:val="ListParagraph"/>
                     <w:tabs>
                       <w:tab w:val="left" w:pos="276"/>
                     </w:tabs>
@@ -9294,7 +9294,7 @@
                 </w:tcPr>
                 <w:p>
                   <w:pPr>
-                    <w:pStyle w:val="DaftarParagraf"/>
+                    <w:pStyle w:val="ListParagraph"/>
                     <w:tabs>
                       <w:tab w:val="left" w:pos="276"/>
                     </w:tabs>
@@ -9333,7 +9333,7 @@
                 </w:tcPr>
                 <w:p>
                   <w:pPr>
-                    <w:pStyle w:val="DaftarParagraf"/>
+                    <w:pStyle w:val="ListParagraph"/>
                     <w:tabs>
                       <w:tab w:val="left" w:pos="276"/>
                     </w:tabs>
@@ -9425,7 +9425,7 @@
                 </w:tcPr>
                 <w:p>
                   <w:pPr>
-                    <w:pStyle w:val="DaftarParagraf"/>
+                    <w:pStyle w:val="ListParagraph"/>
                     <w:tabs>
                       <w:tab w:val="left" w:pos="276"/>
                     </w:tabs>
@@ -9499,7 +9499,7 @@
                 </w:tcPr>
                 <w:p>
                   <w:pPr>
-                    <w:pStyle w:val="DaftarParagraf"/>
+                    <w:pStyle w:val="ListParagraph"/>
                     <w:tabs>
                       <w:tab w:val="left" w:pos="276"/>
                     </w:tabs>
@@ -9591,7 +9591,7 @@
                 </w:tcPr>
                 <w:p>
                   <w:pPr>
-                    <w:pStyle w:val="DaftarParagraf"/>
+                    <w:pStyle w:val="ListParagraph"/>
                     <w:tabs>
                       <w:tab w:val="left" w:pos="276"/>
                     </w:tabs>
@@ -9662,7 +9662,7 @@
                 </w:tcPr>
                 <w:p>
                   <w:pPr>
-                    <w:pStyle w:val="DaftarParagraf"/>
+                    <w:pStyle w:val="ListParagraph"/>
                     <w:tabs>
                       <w:tab w:val="left" w:pos="276"/>
                     </w:tabs>
@@ -9692,7 +9692,7 @@
                 </w:tcPr>
                 <w:p>
                   <w:pPr>
-                    <w:pStyle w:val="DaftarParagraf"/>
+                    <w:pStyle w:val="ListParagraph"/>
                     <w:tabs>
                       <w:tab w:val="left" w:pos="276"/>
                     </w:tabs>
@@ -9793,7 +9793,7 @@
                 </w:tcPr>
                 <w:p>
                   <w:pPr>
-                    <w:pStyle w:val="DaftarParagraf"/>
+                    <w:pStyle w:val="ListParagraph"/>
                     <w:tabs>
                       <w:tab w:val="left" w:pos="276"/>
                     </w:tabs>
@@ -9876,7 +9876,7 @@
                 </w:tcPr>
                 <w:p>
                   <w:pPr>
-                    <w:pStyle w:val="DaftarParagraf"/>
+                    <w:pStyle w:val="ListParagraph"/>
                     <w:tabs>
                       <w:tab w:val="left" w:pos="276"/>
                     </w:tabs>
@@ -9933,7 +9933,7 @@
                 </w:tcPr>
                 <w:p>
                   <w:pPr>
-                    <w:pStyle w:val="DaftarParagraf"/>
+                    <w:pStyle w:val="ListParagraph"/>
                     <w:tabs>
                       <w:tab w:val="left" w:pos="276"/>
                     </w:tabs>
@@ -10049,7 +10049,7 @@
                 </w:tcPr>
                 <w:p>
                   <w:pPr>
-                    <w:pStyle w:val="DaftarParagraf"/>
+                    <w:pStyle w:val="ListParagraph"/>
                     <w:tabs>
                       <w:tab w:val="left" w:pos="276"/>
                     </w:tabs>
@@ -10079,7 +10079,7 @@
                 </w:tcPr>
                 <w:p>
                   <w:pPr>
-                    <w:pStyle w:val="DaftarParagraf"/>
+                    <w:pStyle w:val="ListParagraph"/>
                     <w:tabs>
                       <w:tab w:val="left" w:pos="276"/>
                     </w:tabs>
@@ -10206,7 +10206,7 @@
                 </w:tcPr>
                 <w:p>
                   <w:pPr>
-                    <w:pStyle w:val="DaftarParagraf"/>
+                    <w:pStyle w:val="ListParagraph"/>
                     <w:tabs>
                       <w:tab w:val="left" w:pos="276"/>
                     </w:tabs>
@@ -10316,7 +10316,7 @@
                 </w:tcPr>
                 <w:p>
                   <w:pPr>
-                    <w:pStyle w:val="DaftarParagraf"/>
+                    <w:pStyle w:val="ListParagraph"/>
                     <w:tabs>
                       <w:tab w:val="left" w:pos="276"/>
                     </w:tabs>
@@ -10426,7 +10426,7 @@
                 </w:tcPr>
                 <w:p>
                   <w:pPr>
-                    <w:pStyle w:val="DaftarParagraf"/>
+                    <w:pStyle w:val="ListParagraph"/>
                     <w:tabs>
                       <w:tab w:val="left" w:pos="276"/>
                     </w:tabs>
@@ -10537,7 +10537,7 @@
           </w:p>
           <w:p>
             <w:pPr>
-              <w:pStyle w:val="DaftarParagraf"/>
+              <w:pStyle w:val="ListParagraph"/>
               <w:numPr>
                 <w:ilvl w:val="0"/>
                 <w:numId w:val="2"/>
@@ -10569,7 +10569,7 @@
           </w:p>
           <w:p>
             <w:pPr>
-              <w:pStyle w:val="DaftarParagraf"/>
+              <w:pStyle w:val="ListParagraph"/>
               <w:spacing w:before="60" w:after="60" w:line="240" w:lineRule="auto"/>
               <w:ind w:left="360" w:right="281"/>
               <w:contextualSpacing w:val="0"/>
@@ -10642,7 +10642,7 @@
           </w:p>
           <w:p>
             <w:pPr>
-              <w:pStyle w:val="DaftarParagraf"/>
+              <w:pStyle w:val="ListParagraph"/>
               <w:numPr>
                 <w:ilvl w:val="0"/>
                 <w:numId w:val="4"/>
@@ -10698,7 +10698,7 @@
           </w:p>
           <w:p>
             <w:pPr>
-              <w:pStyle w:val="DaftarParagraf"/>
+              <w:pStyle w:val="ListParagraph"/>
               <w:numPr>
                 <w:ilvl w:val="0"/>
                 <w:numId w:val="7"/>
@@ -10724,7 +10724,7 @@
           </w:p>
           <w:p>
             <w:pPr>
-              <w:pStyle w:val="DaftarParagraf"/>
+              <w:pStyle w:val="ListParagraph"/>
               <w:numPr>
                 <w:ilvl w:val="0"/>
                 <w:numId w:val="7"/>
@@ -10778,7 +10778,7 @@
           </w:p>
           <w:p>
             <w:pPr>
-              <w:pStyle w:val="DaftarParagraf"/>
+              <w:pStyle w:val="ListParagraph"/>
               <w:numPr>
                 <w:ilvl w:val="0"/>
                 <w:numId w:val="5"/>
@@ -10808,7 +10808,7 @@
           </w:p>
           <w:tbl>
             <w:tblPr>
-              <w:tblStyle w:val="KisiTabel"/>
+              <w:tblStyle w:val="TableGrid"/>
               <w:tblW w:w="0" w:type="auto"/>
               <w:tblInd w:w="410" w:type="dxa"/>
               <w:tblLayout w:type="fixed"/>
@@ -10829,7 +10829,7 @@
                 </w:tcPr>
                 <w:p>
                   <w:pPr>
-                    <w:pStyle w:val="DaftarParagraf"/>
+                    <w:pStyle w:val="ListParagraph"/>
                     <w:tabs>
                       <w:tab w:val="left" w:pos="276"/>
                     </w:tabs>
@@ -10863,7 +10863,7 @@
                 </w:tcPr>
                 <w:p>
                   <w:pPr>
-                    <w:pStyle w:val="DaftarParagraf"/>
+                    <w:pStyle w:val="ListParagraph"/>
                     <w:tabs>
                       <w:tab w:val="left" w:pos="276"/>
                     </w:tabs>
@@ -10897,7 +10897,7 @@
                 </w:tcPr>
                 <w:p>
                   <w:pPr>
-                    <w:pStyle w:val="DaftarParagraf"/>
+                    <w:pStyle w:val="ListParagraph"/>
                     <w:tabs>
                       <w:tab w:val="left" w:pos="276"/>
                     </w:tabs>
@@ -10931,7 +10931,7 @@
                 </w:tcPr>
                 <w:p>
                   <w:pPr>
-                    <w:pStyle w:val="DaftarParagraf"/>
+                    <w:pStyle w:val="ListParagraph"/>
                     <w:tabs>
                       <w:tab w:val="left" w:pos="276"/>
                     </w:tabs>
@@ -10965,7 +10965,7 @@
                 </w:tcPr>
                 <w:p>
                   <w:pPr>
-                    <w:pStyle w:val="DaftarParagraf"/>
+                    <w:pStyle w:val="ListParagraph"/>
                     <w:tabs>
                       <w:tab w:val="left" w:pos="276"/>
                     </w:tabs>
@@ -11314,7 +11314,7 @@
           </w:tbl>
           <w:p>
             <w:pPr>
-              <w:pStyle w:val="DaftarParagraf"/>
+              <w:pStyle w:val="ListParagraph"/>
               <w:spacing w:before="60" w:after="60" w:line="240" w:lineRule="auto"/>
               <w:ind w:left="360"/>
               <w:contextualSpacing w:val="0"/>
@@ -11330,7 +11330,7 @@
           </w:p>
           <w:p>
             <w:pPr>
-              <w:pStyle w:val="DaftarParagraf"/>
+              <w:pStyle w:val="ListParagraph"/>
               <w:numPr>
                 <w:ilvl w:val="0"/>
                 <w:numId w:val="2"/>
@@ -11360,7 +11360,7 @@
           </w:p>
           <w:p>
             <w:pPr>
-              <w:pStyle w:val="DaftarParagraf"/>
+              <w:pStyle w:val="ListParagraph"/>
               <w:spacing w:before="60" w:after="60" w:line="240" w:lineRule="auto"/>
               <w:ind w:left="362" w:right="821"/>
               <w:contextualSpacing w:val="0"/>
@@ -11409,7 +11409,7 @@
           </w:p>
           <w:tbl>
             <w:tblPr>
-              <w:tblStyle w:val="KisiTabel"/>
+              <w:tblStyle w:val="TableGrid"/>
               <w:tblW w:w="0" w:type="auto"/>
               <w:tblInd w:w="410" w:type="dxa"/>
               <w:tblLayout w:type="fixed"/>
@@ -11430,7 +11430,7 @@
                 </w:tcPr>
                 <w:p>
                   <w:pPr>
-                    <w:pStyle w:val="DaftarParagraf"/>
+                    <w:pStyle w:val="ListParagraph"/>
                     <w:tabs>
                       <w:tab w:val="left" w:pos="276"/>
                     </w:tabs>
@@ -11464,7 +11464,7 @@
                 </w:tcPr>
                 <w:p>
                   <w:pPr>
-                    <w:pStyle w:val="DaftarParagraf"/>
+                    <w:pStyle w:val="ListParagraph"/>
                     <w:tabs>
                       <w:tab w:val="left" w:pos="276"/>
                     </w:tabs>
@@ -11498,7 +11498,7 @@
                 </w:tcPr>
                 <w:p>
                   <w:pPr>
-                    <w:pStyle w:val="DaftarParagraf"/>
+                    <w:pStyle w:val="ListParagraph"/>
                     <w:tabs>
                       <w:tab w:val="left" w:pos="276"/>
                     </w:tabs>
@@ -11532,7 +11532,7 @@
                 </w:tcPr>
                 <w:p>
                   <w:pPr>
-                    <w:pStyle w:val="DaftarParagraf"/>
+                    <w:pStyle w:val="ListParagraph"/>
                     <w:tabs>
                       <w:tab w:val="left" w:pos="276"/>
                     </w:tabs>
@@ -11566,7 +11566,7 @@
                 </w:tcPr>
                 <w:p>
                   <w:pPr>
-                    <w:pStyle w:val="DaftarParagraf"/>
+                    <w:pStyle w:val="ListParagraph"/>
                     <w:tabs>
                       <w:tab w:val="left" w:pos="276"/>
                     </w:tabs>
@@ -12174,7 +12174,7 @@
     </w:p>
     <w:p>
       <w:pPr>
-        <w:pStyle w:val="DaftarParagraf"/>
+        <w:pStyle w:val="ListParagraph"/>
         <w:numPr>
           <w:ilvl w:val="0"/>
           <w:numId w:val="8"/>
@@ -12202,7 +12202,7 @@
     </w:p>
     <w:p>
       <w:pPr>
-        <w:pStyle w:val="DaftarParagraf"/>
+        <w:pStyle w:val="ListParagraph"/>
         <w:numPr>
           <w:ilvl w:val="0"/>
           <w:numId w:val="1"/>
@@ -12255,7 +12255,25 @@
           <w:sz w:val="24"/>
           <w:szCs w:val="24"/>
         </w:rPr>
-        <w:t xml:space="preserve">. Remidial terdiri atas dua bagian : remedial karena belum mencapai </w:t>
+        <w:t xml:space="preserve">. Remidial terdiri atas dua </w:t>
+      </w:r>
+      <w:proofErr w:type="gramStart"/>
+      <w:r>
+        <w:rPr>
+          <w:rFonts w:ascii="Times New Roman" w:hAnsi="Times New Roman"/>
+          <w:sz w:val="24"/>
+          <w:szCs w:val="24"/>
+        </w:rPr>
+        <w:t>bagian :</w:t>
+      </w:r>
+      <w:proofErr w:type="gramEnd"/>
+      <w:r>
+        <w:rPr>
+          <w:rFonts w:ascii="Times New Roman" w:hAnsi="Times New Roman"/>
+          <w:sz w:val="24"/>
+          <w:szCs w:val="24"/>
+        </w:rPr>
+        <w:t xml:space="preserve"> remedial karena belum mencapai </w:t>
       </w:r>
       <w:r>
         <w:rPr>
@@ -12276,7 +12294,7 @@
     </w:p>
     <w:p>
       <w:pPr>
-        <w:pStyle w:val="DaftarParagraf"/>
+        <w:pStyle w:val="ListParagraph"/>
         <w:numPr>
           <w:ilvl w:val="0"/>
           <w:numId w:val="1"/>
@@ -12326,7 +12344,7 @@
     </w:p>
     <w:p>
       <w:pPr>
-        <w:pStyle w:val="DaftarParagraf"/>
+        <w:pStyle w:val="ListParagraph"/>
         <w:spacing w:before="60" w:after="60" w:line="360" w:lineRule="auto"/>
         <w:ind w:left="450"/>
         <w:rPr>
@@ -12338,7 +12356,7 @@
     </w:p>
     <w:p>
       <w:pPr>
-        <w:pStyle w:val="DaftarParagraf"/>
+        <w:pStyle w:val="ListParagraph"/>
         <w:numPr>
           <w:ilvl w:val="0"/>
           <w:numId w:val="8"/>
@@ -12368,7 +12386,7 @@
     </w:p>
     <w:p>
       <w:pPr>
-        <w:pStyle w:val="DaftarParagraf"/>
+        <w:pStyle w:val="ListParagraph"/>
         <w:numPr>
           <w:ilvl w:val="0"/>
           <w:numId w:val="1"/>
@@ -12410,7 +12428,7 @@
     </w:p>
     <w:p>
       <w:pPr>
-        <w:pStyle w:val="DaftarParagraf"/>
+        <w:pStyle w:val="ListParagraph"/>
         <w:numPr>
           <w:ilvl w:val="0"/>
           <w:numId w:val="1"/>
@@ -12436,7 +12454,7 @@
     </w:p>
     <w:p>
       <w:pPr>
-        <w:pStyle w:val="DaftarParagraf"/>
+        <w:pStyle w:val="ListParagraph"/>
         <w:numPr>
           <w:ilvl w:val="0"/>
           <w:numId w:val="1"/>
@@ -12777,6 +12795,7 @@
           <w:lang w:val="en-US"/>
         </w:rPr>
       </w:pPr>
+      <w:proofErr w:type="gramStart"/>
       <w:r>
         <w:rPr>
           <w:rFonts w:ascii="Times New Roman" w:hAnsi="Times New Roman" w:cs="Times New Roman"/>
@@ -12788,7 +12807,20 @@
           <w:lang w:val="en-US"/>
         </w:rPr>
         <w:lastRenderedPageBreak/>
-        <w:t>LEMBAR  KERJA PESERTA DIDIK</w:t>
+        <w:t>LEMBAR  KERJA</w:t>
+      </w:r>
+      <w:proofErr w:type="gramEnd"/>
+      <w:r>
+        <w:rPr>
+          <w:rFonts w:ascii="Times New Roman" w:hAnsi="Times New Roman" w:cs="Times New Roman"/>
+          <w:b/>
+          <w:bCs/>
+          <w:color w:val="FFFFFF" w:themeColor="background1"/>
+          <w:sz w:val="28"/>
+          <w:szCs w:val="28"/>
+          <w:lang w:val="en-US"/>
+        </w:rPr>
+        <w:t xml:space="preserve"> PESERTA DIDIK</w:t>
       </w:r>
     </w:p>
     <w:p>
@@ -13115,8 +13147,9 @@
           <w:sz w:val="24"/>
           <w:lang w:val="en-US"/>
         </w:rPr>
-        <w:t>Bahan Ajar</w:t>
-      </w:r>
+        <w:t xml:space="preserve">Bahan </w:t>
+      </w:r>
+      <w:proofErr w:type="gramStart"/>
       <w:r>
         <w:rPr>
           <w:rFonts w:ascii="Times New Roman" w:hAnsi="Times New Roman" w:cs="Times New Roman"/>
@@ -13124,7 +13157,7 @@
           <w:sz w:val="24"/>
           <w:lang w:val="en-US"/>
         </w:rPr>
-        <w:t xml:space="preserve"> </w:t>
+        <w:t>Ajar</w:t>
       </w:r>
       <w:r>
         <w:rPr>
@@ -13133,7 +13166,26 @@
           <w:sz w:val="24"/>
           <w:lang w:val="en-US"/>
         </w:rPr>
-        <w:t xml:space="preserve">: </w:t>
+        <w:t xml:space="preserve"> </w:t>
+      </w:r>
+      <w:r>
+        <w:rPr>
+          <w:rFonts w:ascii="Times New Roman" w:hAnsi="Times New Roman" w:cs="Times New Roman"/>
+          <w:b/>
+          <w:sz w:val="24"/>
+          <w:lang w:val="en-US"/>
+        </w:rPr>
+        <w:t>:</w:t>
+      </w:r>
+      <w:proofErr w:type="gramEnd"/>
+      <w:r>
+        <w:rPr>
+          <w:rFonts w:ascii="Times New Roman" w:hAnsi="Times New Roman" w:cs="Times New Roman"/>
+          <w:b/>
+          <w:sz w:val="24"/>
+          <w:lang w:val="en-US"/>
+        </w:rPr>
+        <w:t xml:space="preserve"> </w:t>
       </w:r>
       <w:r>
         <w:rPr>
@@ -22976,7 +23028,7 @@
 </file>
 
 <file path=word/endnotes.xml><?xml version="1.0" encoding="utf-8"?>
-<w:endnotes xmlns:wpc="http://schemas.microsoft.com/office/word/2010/wordprocessingCanvas" xmlns:cx="http://schemas.microsoft.com/office/drawing/2014/chartex" xmlns:cx1="http://schemas.microsoft.com/office/drawing/2015/9/8/chartex" xmlns:cx2="http://schemas.microsoft.com/office/drawing/2015/10/21/chartex" xmlns:cx3="http://schemas.microsoft.com/office/drawing/2016/5/9/chartex" xmlns:cx4="http://schemas.microsoft.com/office/drawing/2016/5/10/chartex" xmlns:cx5="http://schemas.microsoft.com/office/drawing/2016/5/11/chartex" xmlns:cx6="http://schemas.microsoft.com/office/drawing/2016/5/12/chartex" xmlns:cx7="http://schemas.microsoft.com/office/drawing/2016/5/13/chartex" xmlns:cx8="http://schemas.microsoft.com/office/drawing/2016/5/14/chartex" xmlns:mc="http://schemas.openxmlformats.org/markup-compatibility/2006" xmlns:aink="http://schemas.microsoft.com/office/drawing/2016/ink" xmlns:am3d="http://schemas.microsoft.com/office/drawing/2017/model3d" xmlns:o="urn:schemas-microsoft-com:office:office" xmlns:oel="http://schemas.microsoft.com/office/2019/extlst" xmlns:r="http://schemas.openxmlformats.org/officeDocument/2006/relationships" xmlns:m="http://schemas.openxmlformats.org/officeDocument/2006/math" xmlns:v="urn:schemas-microsoft-com:vml" xmlns:wp14="http://schemas.microsoft.com/office/word/2010/wordprocessingDrawing" xmlns:wp="http://schemas.openxmlformats.org/drawingml/2006/wordprocessingDrawing" xmlns:w10="urn:schemas-microsoft-com:office:word" xmlns:w="http://schemas.openxmlformats.org/wordprocessingml/2006/main" xmlns:w14="http://schemas.microsoft.com/office/word/2010/wordml" xmlns:w15="http://schemas.microsoft.com/office/word/2012/wordml" xmlns:w16cex="http://schemas.microsoft.com/office/word/2018/wordml/cex" xmlns:w16cid="http://schemas.microsoft.com/office/word/2016/wordml/cid" xmlns:w16="http://schemas.microsoft.com/office/word/2018/wordml" xmlns:w16sdtdh="http://schemas.microsoft.com/office/word/2020/wordml/sdtdatahash" xmlns:w16se="http://schemas.microsoft.com/office/word/2015/wordml/symex" xmlns:wpg="http://schemas.microsoft.com/office/word/2010/wordprocessingGroup" xmlns:wpi="http://schemas.microsoft.com/office/word/2010/wordprocessingInk" xmlns:wne="http://schemas.microsoft.com/office/word/2006/wordml" xmlns:wps="http://schemas.microsoft.com/office/word/2010/wordprocessingShape" mc:Ignorable="w14 w15 w16se w16cid w16 w16cex w16sdtdh wp14">
+<w:endnotes xmlns:wpc="http://schemas.microsoft.com/office/word/2010/wordprocessingCanvas" xmlns:cx="http://schemas.microsoft.com/office/drawing/2014/chartex" xmlns:cx1="http://schemas.microsoft.com/office/drawing/2015/9/8/chartex" xmlns:cx2="http://schemas.microsoft.com/office/drawing/2015/10/21/chartex" xmlns:cx3="http://schemas.microsoft.com/office/drawing/2016/5/9/chartex" xmlns:cx4="http://schemas.microsoft.com/office/drawing/2016/5/10/chartex" xmlns:cx5="http://schemas.microsoft.com/office/drawing/2016/5/11/chartex" xmlns:cx6="http://schemas.microsoft.com/office/drawing/2016/5/12/chartex" xmlns:cx7="http://schemas.microsoft.com/office/drawing/2016/5/13/chartex" xmlns:cx8="http://schemas.microsoft.com/office/drawing/2016/5/14/chartex" xmlns:mc="http://schemas.openxmlformats.org/markup-compatibility/2006" xmlns:aink="http://schemas.microsoft.com/office/drawing/2016/ink" xmlns:am3d="http://schemas.microsoft.com/office/drawing/2017/model3d" xmlns:o="urn:schemas-microsoft-com:office:office" xmlns:oel="http://schemas.microsoft.com/office/2019/extlst" xmlns:r="http://schemas.openxmlformats.org/officeDocument/2006/relationships" xmlns:m="http://schemas.openxmlformats.org/officeDocument/2006/math" xmlns:v="urn:schemas-microsoft-com:vml" xmlns:wp14="http://schemas.microsoft.com/office/word/2010/wordprocessingDrawing" xmlns:wp="http://schemas.openxmlformats.org/drawingml/2006/wordprocessingDrawing" xmlns:w10="urn:schemas-microsoft-com:office:word" xmlns:w="http://schemas.openxmlformats.org/wordprocessingml/2006/main" xmlns:w14="http://schemas.microsoft.com/office/word/2010/wordml" xmlns:w15="http://schemas.microsoft.com/office/word/2012/wordml" xmlns:w16cex="http://schemas.microsoft.com/office/word/2018/wordml/cex" xmlns:w16cid="http://schemas.microsoft.com/office/word/2016/wordml/cid" xmlns:w16="http://schemas.microsoft.com/office/word/2018/wordml" xmlns:w16du="http://schemas.microsoft.com/office/word/2023/wordml/word16du" xmlns:w16sdtdh="http://schemas.microsoft.com/office/word/2020/wordml/sdtdatahash" xmlns:w16sdtfl="http://schemas.microsoft.com/office/word/2024/wordml/sdtformatlock" xmlns:w16se="http://schemas.microsoft.com/office/word/2015/wordml/symex" xmlns:wpg="http://schemas.microsoft.com/office/word/2010/wordprocessingGroup" xmlns:wpi="http://schemas.microsoft.com/office/word/2010/wordprocessingInk" xmlns:wne="http://schemas.microsoft.com/office/word/2006/wordml" xmlns:wps="http://schemas.microsoft.com/office/word/2010/wordprocessingShape" mc:Ignorable="w14 w15 w16se w16cid w16 w16cex w16sdtdh w16sdtfl w16du wp14">
   <w:endnote w:type="separator" w:id="-1">
     <w:p>
       <w:pPr>
@@ -23001,7 +23053,7 @@
 </file>
 
 <file path=word/footnotes.xml><?xml version="1.0" encoding="utf-8"?>
-<w:footnotes xmlns:wpc="http://schemas.microsoft.com/office/word/2010/wordprocessingCanvas" xmlns:cx="http://schemas.microsoft.com/office/drawing/2014/chartex" xmlns:cx1="http://schemas.microsoft.com/office/drawing/2015/9/8/chartex" xmlns:cx2="http://schemas.microsoft.com/office/drawing/2015/10/21/chartex" xmlns:cx3="http://schemas.microsoft.com/office/drawing/2016/5/9/chartex" xmlns:cx4="http://schemas.microsoft.com/office/drawing/2016/5/10/chartex" xmlns:cx5="http://schemas.microsoft.com/office/drawing/2016/5/11/chartex" xmlns:cx6="http://schemas.microsoft.com/office/drawing/2016/5/12/chartex" xmlns:cx7="http://schemas.microsoft.com/office/drawing/2016/5/13/chartex" xmlns:cx8="http://schemas.microsoft.com/office/drawing/2016/5/14/chartex" xmlns:mc="http://schemas.openxmlformats.org/markup-compatibility/2006" xmlns:aink="http://schemas.microsoft.com/office/drawing/2016/ink" xmlns:am3d="http://schemas.microsoft.com/office/drawing/2017/model3d" xmlns:o="urn:schemas-microsoft-com:office:office" xmlns:oel="http://schemas.microsoft.com/office/2019/extlst" xmlns:r="http://schemas.openxmlformats.org/officeDocument/2006/relationships" xmlns:m="http://schemas.openxmlformats.org/officeDocument/2006/math" xmlns:v="urn:schemas-microsoft-com:vml" xmlns:wp14="http://schemas.microsoft.com/office/word/2010/wordprocessingDrawing" xmlns:wp="http://schemas.openxmlformats.org/drawingml/2006/wordprocessingDrawing" xmlns:w10="urn:schemas-microsoft-com:office:word" xmlns:w="http://schemas.openxmlformats.org/wordprocessingml/2006/main" xmlns:w14="http://schemas.microsoft.com/office/word/2010/wordml" xmlns:w15="http://schemas.microsoft.com/office/word/2012/wordml" xmlns:w16cex="http://schemas.microsoft.com/office/word/2018/wordml/cex" xmlns:w16cid="http://schemas.microsoft.com/office/word/2016/wordml/cid" xmlns:w16="http://schemas.microsoft.com/office/word/2018/wordml" xmlns:w16sdtdh="http://schemas.microsoft.com/office/word/2020/wordml/sdtdatahash" xmlns:w16se="http://schemas.microsoft.com/office/word/2015/wordml/symex" xmlns:wpg="http://schemas.microsoft.com/office/word/2010/wordprocessingGroup" xmlns:wpi="http://schemas.microsoft.com/office/word/2010/wordprocessingInk" xmlns:wne="http://schemas.microsoft.com/office/word/2006/wordml" xmlns:wps="http://schemas.microsoft.com/office/word/2010/wordprocessingShape" mc:Ignorable="w14 w15 w16se w16cid w16 w16cex w16sdtdh wp14">
+<w:footnotes xmlns:wpc="http://schemas.microsoft.com/office/word/2010/wordprocessingCanvas" xmlns:cx="http://schemas.microsoft.com/office/drawing/2014/chartex" xmlns:cx1="http://schemas.microsoft.com/office/drawing/2015/9/8/chartex" xmlns:cx2="http://schemas.microsoft.com/office/drawing/2015/10/21/chartex" xmlns:cx3="http://schemas.microsoft.com/office/drawing/2016/5/9/chartex" xmlns:cx4="http://schemas.microsoft.com/office/drawing/2016/5/10/chartex" xmlns:cx5="http://schemas.microsoft.com/office/drawing/2016/5/11/chartex" xmlns:cx6="http://schemas.microsoft.com/office/drawing/2016/5/12/chartex" xmlns:cx7="http://schemas.microsoft.com/office/drawing/2016/5/13/chartex" xmlns:cx8="http://schemas.microsoft.com/office/drawing/2016/5/14/chartex" xmlns:mc="http://schemas.openxmlformats.org/markup-compatibility/2006" xmlns:aink="http://schemas.microsoft.com/office/drawing/2016/ink" xmlns:am3d="http://schemas.microsoft.com/office/drawing/2017/model3d" xmlns:o="urn:schemas-microsoft-com:office:office" xmlns:oel="http://schemas.microsoft.com/office/2019/extlst" xmlns:r="http://schemas.openxmlformats.org/officeDocument/2006/relationships" xmlns:m="http://schemas.openxmlformats.org/officeDocument/2006/math" xmlns:v="urn:schemas-microsoft-com:vml" xmlns:wp14="http://schemas.microsoft.com/office/word/2010/wordprocessingDrawing" xmlns:wp="http://schemas.openxmlformats.org/drawingml/2006/wordprocessingDrawing" xmlns:w10="urn:schemas-microsoft-com:office:word" xmlns:w="http://schemas.openxmlformats.org/wordprocessingml/2006/main" xmlns:w14="http://schemas.microsoft.com/office/word/2010/wordml" xmlns:w15="http://schemas.microsoft.com/office/word/2012/wordml" xmlns:w16cex="http://schemas.microsoft.com/office/word/2018/wordml/cex" xmlns:w16cid="http://schemas.microsoft.com/office/word/2016/wordml/cid" xmlns:w16="http://schemas.microsoft.com/office/word/2018/wordml" xmlns:w16du="http://schemas.microsoft.com/office/word/2023/wordml/word16du" xmlns:w16sdtdh="http://schemas.microsoft.com/office/word/2020/wordml/sdtdatahash" xmlns:w16sdtfl="http://schemas.microsoft.com/office/word/2024/wordml/sdtformatlock" xmlns:w16se="http://schemas.microsoft.com/office/word/2015/wordml/symex" xmlns:wpg="http://schemas.microsoft.com/office/word/2010/wordprocessingGroup" xmlns:wpi="http://schemas.microsoft.com/office/word/2010/wordprocessingInk" xmlns:wne="http://schemas.microsoft.com/office/word/2006/wordml" xmlns:wps="http://schemas.microsoft.com/office/word/2010/wordprocessingShape" mc:Ignorable="w14 w15 w16se w16cid w16 w16cex w16sdtdh w16sdtfl w16du wp14">
   <w:footnote w:type="separator" w:id="-1">
     <w:p>
       <w:pPr>
@@ -23026,7 +23078,7 @@
 </file>
 
 <file path=word/numbering.xml><?xml version="1.0" encoding="utf-8"?>
-<w:numbering xmlns:wpc="http://schemas.microsoft.com/office/word/2010/wordprocessingCanvas" xmlns:cx="http://schemas.microsoft.com/office/drawing/2014/chartex" xmlns:cx1="http://schemas.microsoft.com/office/drawing/2015/9/8/chartex" xmlns:cx2="http://schemas.microsoft.com/office/drawing/2015/10/21/chartex" xmlns:cx3="http://schemas.microsoft.com/office/drawing/2016/5/9/chartex" xmlns:cx4="http://schemas.microsoft.com/office/drawing/2016/5/10/chartex" xmlns:cx5="http://schemas.microsoft.com/office/drawing/2016/5/11/chartex" xmlns:cx6="http://schemas.microsoft.com/office/drawing/2016/5/12/chartex" xmlns:cx7="http://schemas.microsoft.com/office/drawing/2016/5/13/chartex" xmlns:cx8="http://schemas.microsoft.com/office/drawing/2016/5/14/chartex" xmlns:mc="http://schemas.openxmlformats.org/markup-compatibility/2006" xmlns:aink="http://schemas.microsoft.com/office/drawing/2016/ink" xmlns:am3d="http://schemas.microsoft.com/office/drawing/2017/model3d" xmlns:o="urn:schemas-microsoft-com:office:office" xmlns:oel="http://schemas.microsoft.com/office/2019/extlst" xmlns:r="http://schemas.openxmlformats.org/officeDocument/2006/relationships" xmlns:m="http://schemas.openxmlformats.org/officeDocument/2006/math" xmlns:v="urn:schemas-microsoft-com:vml" xmlns:wp14="http://schemas.microsoft.com/office/word/2010/wordprocessingDrawing" xmlns:wp="http://schemas.openxmlformats.org/drawingml/2006/wordprocessingDrawing" xmlns:w10="urn:schemas-microsoft-com:office:word" xmlns:w="http://schemas.openxmlformats.org/wordprocessingml/2006/main" xmlns:w14="http://schemas.microsoft.com/office/word/2010/wordml" xmlns:w15="http://schemas.microsoft.com/office/word/2012/wordml" xmlns:w16cex="http://schemas.microsoft.com/office/word/2018/wordml/cex" xmlns:w16cid="http://schemas.microsoft.com/office/word/2016/wordml/cid" xmlns:w16="http://schemas.microsoft.com/office/word/2018/wordml" xmlns:w16sdtdh="http://schemas.microsoft.com/office/word/2020/wordml/sdtdatahash" xmlns:w16se="http://schemas.microsoft.com/office/word/2015/wordml/symex" xmlns:wpg="http://schemas.microsoft.com/office/word/2010/wordprocessingGroup" xmlns:wpi="http://schemas.microsoft.com/office/word/2010/wordprocessingInk" xmlns:wne="http://schemas.microsoft.com/office/word/2006/wordml" xmlns:wps="http://schemas.microsoft.com/office/word/2010/wordprocessingShape" mc:Ignorable="w14 w15 w16se w16cid w16 w16cex w16sdtdh wp14">
+<w:numbering xmlns:wpc="http://schemas.microsoft.com/office/word/2010/wordprocessingCanvas" xmlns:cx="http://schemas.microsoft.com/office/drawing/2014/chartex" xmlns:cx1="http://schemas.microsoft.com/office/drawing/2015/9/8/chartex" xmlns:cx2="http://schemas.microsoft.com/office/drawing/2015/10/21/chartex" xmlns:cx3="http://schemas.microsoft.com/office/drawing/2016/5/9/chartex" xmlns:cx4="http://schemas.microsoft.com/office/drawing/2016/5/10/chartex" xmlns:cx5="http://schemas.microsoft.com/office/drawing/2016/5/11/chartex" xmlns:cx6="http://schemas.microsoft.com/office/drawing/2016/5/12/chartex" xmlns:cx7="http://schemas.microsoft.com/office/drawing/2016/5/13/chartex" xmlns:cx8="http://schemas.microsoft.com/office/drawing/2016/5/14/chartex" xmlns:mc="http://schemas.openxmlformats.org/markup-compatibility/2006" xmlns:aink="http://schemas.microsoft.com/office/drawing/2016/ink" xmlns:am3d="http://schemas.microsoft.com/office/drawing/2017/model3d" xmlns:o="urn:schemas-microsoft-com:office:office" xmlns:oel="http://schemas.microsoft.com/office/2019/extlst" xmlns:r="http://schemas.openxmlformats.org/officeDocument/2006/relationships" xmlns:m="http://schemas.openxmlformats.org/officeDocument/2006/math" xmlns:v="urn:schemas-microsoft-com:vml" xmlns:wp14="http://schemas.microsoft.com/office/word/2010/wordprocessingDrawing" xmlns:wp="http://schemas.openxmlformats.org/drawingml/2006/wordprocessingDrawing" xmlns:w10="urn:schemas-microsoft-com:office:word" xmlns:w="http://schemas.openxmlformats.org/wordprocessingml/2006/main" xmlns:w14="http://schemas.microsoft.com/office/word/2010/wordml" xmlns:w15="http://schemas.microsoft.com/office/word/2012/wordml" xmlns:w16cex="http://schemas.microsoft.com/office/word/2018/wordml/cex" xmlns:w16cid="http://schemas.microsoft.com/office/word/2016/wordml/cid" xmlns:w16="http://schemas.microsoft.com/office/word/2018/wordml" xmlns:w16du="http://schemas.microsoft.com/office/word/2023/wordml/word16du" xmlns:w16sdtdh="http://schemas.microsoft.com/office/word/2020/wordml/sdtdatahash" xmlns:w16sdtfl="http://schemas.microsoft.com/office/word/2024/wordml/sdtformatlock" xmlns:w16se="http://schemas.microsoft.com/office/word/2015/wordml/symex" xmlns:wpg="http://schemas.microsoft.com/office/word/2010/wordprocessingGroup" xmlns:wpi="http://schemas.microsoft.com/office/word/2010/wordprocessingInk" xmlns:wne="http://schemas.microsoft.com/office/word/2006/wordml" xmlns:wps="http://schemas.microsoft.com/office/word/2010/wordprocessingShape" mc:Ignorable="w14 w15 w16se w16cid w16 w16cex w16sdtdh w16sdtfl w16du wp14">
   <w:abstractNum w:abstractNumId="0" w15:restartNumberingAfterBreak="0">
     <w:nsid w:val="B23A94A9"/>
     <w:multiLevelType w:val="multilevel"/>
@@ -29388,7 +29440,7 @@
 </file>
 
 <file path=word/styles.xml><?xml version="1.0" encoding="utf-8"?>
-<w:styles xmlns:mc="http://schemas.openxmlformats.org/markup-compatibility/2006" xmlns:r="http://schemas.openxmlformats.org/officeDocument/2006/relationships" xmlns:w="http://schemas.openxmlformats.org/wordprocessingml/2006/main" xmlns:w14="http://schemas.microsoft.com/office/word/2010/wordml" xmlns:w15="http://schemas.microsoft.com/office/word/2012/wordml" xmlns:w16cex="http://schemas.microsoft.com/office/word/2018/wordml/cex" xmlns:w16cid="http://schemas.microsoft.com/office/word/2016/wordml/cid" xmlns:w16="http://schemas.microsoft.com/office/word/2018/wordml" xmlns:w16sdtdh="http://schemas.microsoft.com/office/word/2020/wordml/sdtdatahash" xmlns:w16se="http://schemas.microsoft.com/office/word/2015/wordml/symex" mc:Ignorable="w14 w15 w16se w16cid w16 w16cex w16sdtdh">
+<w:styles xmlns:mc="http://schemas.openxmlformats.org/markup-compatibility/2006" xmlns:r="http://schemas.openxmlformats.org/officeDocument/2006/relationships" xmlns:w="http://schemas.openxmlformats.org/wordprocessingml/2006/main" xmlns:w14="http://schemas.microsoft.com/office/word/2010/wordml" xmlns:w15="http://schemas.microsoft.com/office/word/2012/wordml" xmlns:w16cex="http://schemas.microsoft.com/office/word/2018/wordml/cex" xmlns:w16cid="http://schemas.microsoft.com/office/word/2016/wordml/cid" xmlns:w16="http://schemas.microsoft.com/office/word/2018/wordml" xmlns:w16du="http://schemas.microsoft.com/office/word/2023/wordml/word16du" xmlns:w16sdtdh="http://schemas.microsoft.com/office/word/2020/wordml/sdtdatahash" xmlns:w16sdtfl="http://schemas.microsoft.com/office/word/2024/wordml/sdtformatlock" xmlns:w16se="http://schemas.microsoft.com/office/word/2015/wordml/symex" mc:Ignorable="w14 w15 w16se w16cid w16 w16cex w16sdtdh w16sdtfl w16du">
   <w:docDefaults>
     <w:rPrDefault>
       <w:rPr>
@@ -29790,11 +29842,11 @@
       <w:lang w:val="id-ID"/>
     </w:rPr>
   </w:style>
-  <w:style w:type="paragraph" w:styleId="Judul1">
+  <w:style w:type="paragraph" w:styleId="Heading1">
     <w:name w:val="heading 1"/>
     <w:basedOn w:val="Normal"/>
     <w:next w:val="Normal"/>
-    <w:link w:val="Judul1KAR"/>
+    <w:link w:val="Heading1Char"/>
     <w:qFormat/>
     <w:rsid w:val="00B53BDC"/>
     <w:pPr>
@@ -29811,11 +29863,11 @@
       <w:szCs w:val="32"/>
     </w:rPr>
   </w:style>
-  <w:style w:type="paragraph" w:styleId="Judul2">
+  <w:style w:type="paragraph" w:styleId="Heading2">
     <w:name w:val="heading 2"/>
     <w:basedOn w:val="Normal"/>
     <w:next w:val="Normal"/>
-    <w:link w:val="Judul2KAR"/>
+    <w:link w:val="Heading2Char"/>
     <w:uiPriority w:val="9"/>
     <w:unhideWhenUsed/>
     <w:qFormat/>
@@ -29835,11 +29887,11 @@
       <w:szCs w:val="28"/>
     </w:rPr>
   </w:style>
-  <w:style w:type="paragraph" w:styleId="Judul3">
+  <w:style w:type="paragraph" w:styleId="Heading3">
     <w:name w:val="heading 3"/>
     <w:basedOn w:val="Normal"/>
     <w:next w:val="Normal"/>
-    <w:link w:val="Judul3KAR"/>
+    <w:link w:val="Heading3Char"/>
     <w:qFormat/>
     <w:rsid w:val="00B53BDC"/>
     <w:pPr>
@@ -29856,11 +29908,11 @@
       <w:szCs w:val="24"/>
     </w:rPr>
   </w:style>
-  <w:style w:type="paragraph" w:styleId="Judul4">
+  <w:style w:type="paragraph" w:styleId="Heading4">
     <w:name w:val="heading 4"/>
     <w:basedOn w:val="Normal"/>
     <w:next w:val="Normal"/>
-    <w:link w:val="Judul4KAR"/>
+    <w:link w:val="Heading4Char"/>
     <w:uiPriority w:val="9"/>
     <w:semiHidden/>
     <w:unhideWhenUsed/>
@@ -29879,11 +29931,11 @@
       <w:color w:val="365F91" w:themeColor="accent1" w:themeShade="BF"/>
     </w:rPr>
   </w:style>
-  <w:style w:type="paragraph" w:styleId="Judul5">
+  <w:style w:type="paragraph" w:styleId="Heading5">
     <w:name w:val="heading 5"/>
     <w:basedOn w:val="Normal"/>
     <w:next w:val="Normal"/>
-    <w:link w:val="Judul5KAR"/>
+    <w:link w:val="Heading5Char"/>
     <w:qFormat/>
     <w:rsid w:val="00B53BDC"/>
     <w:pPr>
@@ -29899,11 +29951,11 @@
       <w:szCs w:val="24"/>
     </w:rPr>
   </w:style>
-  <w:style w:type="paragraph" w:styleId="Judul6">
+  <w:style w:type="paragraph" w:styleId="Heading6">
     <w:name w:val="heading 6"/>
     <w:basedOn w:val="Normal"/>
     <w:next w:val="Normal"/>
-    <w:link w:val="Judul6KAR"/>
+    <w:link w:val="Heading6Char"/>
     <w:uiPriority w:val="9"/>
     <w:semiHidden/>
     <w:unhideWhenUsed/>
@@ -29922,13 +29974,13 @@
       <w:szCs w:val="24"/>
     </w:rPr>
   </w:style>
-  <w:style w:type="character" w:default="1" w:styleId="FontParagrafDefault">
+  <w:style w:type="character" w:default="1" w:styleId="DefaultParagraphFont">
     <w:name w:val="Default Paragraph Font"/>
     <w:uiPriority w:val="1"/>
     <w:semiHidden/>
     <w:unhideWhenUsed/>
   </w:style>
-  <w:style w:type="table" w:default="1" w:styleId="TabelNormal">
+  <w:style w:type="table" w:default="1" w:styleId="TableNormal">
     <w:name w:val="Normal Table"/>
     <w:uiPriority w:val="99"/>
     <w:semiHidden/>
@@ -29943,16 +29995,16 @@
       </w:tblCellMar>
     </w:tblPr>
   </w:style>
-  <w:style w:type="numbering" w:default="1" w:styleId="TidakAdaDaftar">
+  <w:style w:type="numbering" w:default="1" w:styleId="NoList">
     <w:name w:val="No List"/>
     <w:uiPriority w:val="99"/>
     <w:semiHidden/>
     <w:unhideWhenUsed/>
   </w:style>
-  <w:style w:type="character" w:customStyle="1" w:styleId="Judul1KAR">
-    <w:name w:val="Judul 1 KAR"/>
-    <w:basedOn w:val="FontParagrafDefault"/>
-    <w:link w:val="Judul1"/>
+  <w:style w:type="character" w:customStyle="1" w:styleId="Heading1Char">
+    <w:name w:val="Heading 1 Char"/>
+    <w:basedOn w:val="DefaultParagraphFont"/>
+    <w:link w:val="Heading1"/>
     <w:rsid w:val="00B53BDC"/>
     <w:rPr>
       <w:rFonts w:ascii="Cambria" w:eastAsia="Times New Roman" w:hAnsi="Cambria" w:cs="Times New Roman"/>
@@ -29964,10 +30016,10 @@
       <w:lang w:val="id-ID"/>
     </w:rPr>
   </w:style>
-  <w:style w:type="character" w:customStyle="1" w:styleId="Judul2KAR">
-    <w:name w:val="Judul 2 KAR"/>
-    <w:basedOn w:val="FontParagrafDefault"/>
-    <w:link w:val="Judul2"/>
+  <w:style w:type="character" w:customStyle="1" w:styleId="Heading2Char">
+    <w:name w:val="Heading 2 Char"/>
+    <w:basedOn w:val="DefaultParagraphFont"/>
+    <w:link w:val="Heading2"/>
     <w:uiPriority w:val="9"/>
     <w:rsid w:val="00B53BDC"/>
     <w:rPr>
@@ -29981,10 +30033,10 @@
       <w:lang w:val="id-ID"/>
     </w:rPr>
   </w:style>
-  <w:style w:type="character" w:customStyle="1" w:styleId="Judul3KAR">
-    <w:name w:val="Judul 3 KAR"/>
-    <w:basedOn w:val="FontParagrafDefault"/>
-    <w:link w:val="Judul3"/>
+  <w:style w:type="character" w:customStyle="1" w:styleId="Heading3Char">
+    <w:name w:val="Heading 3 Char"/>
+    <w:basedOn w:val="DefaultParagraphFont"/>
+    <w:link w:val="Heading3"/>
     <w:rsid w:val="00B53BDC"/>
     <w:rPr>
       <w:rFonts w:ascii="Arial" w:eastAsia="SimSun" w:hAnsi="Arial" w:cs="Arial"/>
@@ -29995,10 +30047,10 @@
       <w:lang w:val="id-ID"/>
     </w:rPr>
   </w:style>
-  <w:style w:type="character" w:customStyle="1" w:styleId="Judul5KAR">
-    <w:name w:val="Judul 5 KAR"/>
-    <w:basedOn w:val="FontParagrafDefault"/>
-    <w:link w:val="Judul5"/>
+  <w:style w:type="character" w:customStyle="1" w:styleId="Heading5Char">
+    <w:name w:val="Heading 5 Char"/>
+    <w:basedOn w:val="DefaultParagraphFont"/>
+    <w:link w:val="Heading5"/>
     <w:rsid w:val="00B53BDC"/>
     <w:rPr>
       <w:rFonts w:ascii="Arial" w:eastAsia="Times New Roman" w:hAnsi="Arial" w:cs="Times New Roman"/>
@@ -30008,10 +30060,10 @@
       <w:lang w:val="id-ID"/>
     </w:rPr>
   </w:style>
-  <w:style w:type="character" w:customStyle="1" w:styleId="Judul6KAR">
-    <w:name w:val="Judul 6 KAR"/>
-    <w:basedOn w:val="FontParagrafDefault"/>
-    <w:link w:val="Judul6"/>
+  <w:style w:type="character" w:customStyle="1" w:styleId="Heading6Char">
+    <w:name w:val="Heading 6 Char"/>
+    <w:basedOn w:val="DefaultParagraphFont"/>
+    <w:link w:val="Heading6"/>
     <w:uiPriority w:val="9"/>
     <w:semiHidden/>
     <w:rsid w:val="00B53BDC"/>
@@ -30023,9 +30075,9 @@
       <w:lang w:val="id-ID"/>
     </w:rPr>
   </w:style>
-  <w:style w:type="paragraph" w:styleId="TidakAdaSpasi">
+  <w:style w:type="paragraph" w:styleId="NoSpacing">
     <w:name w:val="No Spacing"/>
-    <w:link w:val="TidakAdaSpasiKAR"/>
+    <w:link w:val="NoSpacingChar"/>
     <w:qFormat/>
     <w:rsid w:val="00B53BDC"/>
     <w:pPr>
@@ -30036,20 +30088,20 @@
       <w:lang w:eastAsia="ja-JP"/>
     </w:rPr>
   </w:style>
-  <w:style w:type="character" w:customStyle="1" w:styleId="TidakAdaSpasiKAR">
-    <w:name w:val="Tidak Ada Spasi KAR"/>
-    <w:basedOn w:val="FontParagrafDefault"/>
-    <w:link w:val="TidakAdaSpasi"/>
+  <w:style w:type="character" w:customStyle="1" w:styleId="NoSpacingChar">
+    <w:name w:val="No Spacing Char"/>
+    <w:basedOn w:val="DefaultParagraphFont"/>
+    <w:link w:val="NoSpacing"/>
     <w:rsid w:val="00B53BDC"/>
     <w:rPr>
       <w:rFonts w:eastAsiaTheme="minorEastAsia"/>
       <w:lang w:eastAsia="ja-JP"/>
     </w:rPr>
   </w:style>
-  <w:style w:type="paragraph" w:styleId="TeksBalon">
+  <w:style w:type="paragraph" w:styleId="BalloonText">
     <w:name w:val="Balloon Text"/>
     <w:basedOn w:val="Normal"/>
-    <w:link w:val="TeksBalonKAR"/>
+    <w:link w:val="BalloonTextChar"/>
     <w:semiHidden/>
     <w:unhideWhenUsed/>
     <w:rsid w:val="00B53BDC"/>
@@ -30062,10 +30114,10 @@
       <w:szCs w:val="16"/>
     </w:rPr>
   </w:style>
-  <w:style w:type="character" w:customStyle="1" w:styleId="TeksBalonKAR">
-    <w:name w:val="Teks Balon KAR"/>
-    <w:basedOn w:val="FontParagrafDefault"/>
-    <w:link w:val="TeksBalon"/>
+  <w:style w:type="character" w:customStyle="1" w:styleId="BalloonTextChar">
+    <w:name w:val="Balloon Text Char"/>
+    <w:basedOn w:val="DefaultParagraphFont"/>
+    <w:link w:val="BalloonText"/>
     <w:semiHidden/>
     <w:rsid w:val="00B53BDC"/>
     <w:rPr>
@@ -30075,11 +30127,11 @@
       <w:lang w:val="id-ID"/>
     </w:rPr>
   </w:style>
-  <w:style w:type="paragraph" w:styleId="DaftarParagraf">
+  <w:style w:type="paragraph" w:styleId="ListParagraph">
     <w:name w:val="List Paragraph"/>
     <w:aliases w:val="Body of text,List Paragraph1,Body of textCxSp,Medium Grid 1 - Accent 21,Body of text+1,Body of text+2,Body of text+3,List Paragraph11,Colorful List - Accent 11,HEADING 1,soal jawab,&quot;List Paragraph,List Paragraph1&quot;,List Paragraph2,Heading"/>
     <w:basedOn w:val="Normal"/>
-    <w:link w:val="DaftarParagrafKAR"/>
+    <w:link w:val="ListParagraphChar"/>
     <w:uiPriority w:val="34"/>
     <w:qFormat/>
     <w:rsid w:val="00B53BDC"/>
@@ -30094,10 +30146,10 @@
       <w:lang w:val="en-US" w:eastAsia="x-none"/>
     </w:rPr>
   </w:style>
-  <w:style w:type="character" w:customStyle="1" w:styleId="DaftarParagrafKAR">
-    <w:name w:val="Daftar Paragraf KAR"/>
-    <w:aliases w:val="Body of text KAR,List Paragraph1 KAR,Body of textCxSp KAR,Medium Grid 1 - Accent 21 KAR,Body of text+1 KAR,Body of text+2 KAR,Body of text+3 KAR,List Paragraph11 KAR,Colorful List - Accent 11 KAR,HEADING 1 KAR,soal jawab KAR"/>
-    <w:link w:val="DaftarParagraf"/>
+  <w:style w:type="character" w:customStyle="1" w:styleId="ListParagraphChar">
+    <w:name w:val="List Paragraph Char"/>
+    <w:aliases w:val="Body of text Char,List Paragraph1 Char,Body of textCxSp Char,Medium Grid 1 - Accent 21 Char,Body of text+1 Char,Body of text+2 Char,Body of text+3 Char,List Paragraph11 Char,Colorful List - Accent 11 Char,HEADING 1 Char,Heading Char"/>
+    <w:link w:val="ListParagraph"/>
     <w:uiPriority w:val="34"/>
     <w:qFormat/>
     <w:locked/>
@@ -30142,7 +30194,7 @@
     <w:name w:val="header"/>
     <w:aliases w:val="Header Char Char"/>
     <w:basedOn w:val="Normal"/>
-    <w:link w:val="HeaderKAR"/>
+    <w:link w:val="HeaderChar"/>
     <w:unhideWhenUsed/>
     <w:rsid w:val="00B53BDC"/>
     <w:pPr>
@@ -30156,10 +30208,10 @@
       <w:rFonts w:ascii="Calibri" w:eastAsia="Calibri" w:hAnsi="Calibri" w:cs="Times New Roman"/>
     </w:rPr>
   </w:style>
-  <w:style w:type="character" w:customStyle="1" w:styleId="HeaderKAR">
-    <w:name w:val="Header KAR"/>
-    <w:aliases w:val="Header Char Char KAR"/>
-    <w:basedOn w:val="FontParagrafDefault"/>
+  <w:style w:type="character" w:customStyle="1" w:styleId="HeaderChar">
+    <w:name w:val="Header Char"/>
+    <w:aliases w:val="Header Char Char Char"/>
+    <w:basedOn w:val="DefaultParagraphFont"/>
     <w:link w:val="Header"/>
     <w:rsid w:val="00B53BDC"/>
     <w:rPr>
@@ -30170,7 +30222,7 @@
   <w:style w:type="paragraph" w:styleId="Footer">
     <w:name w:val="footer"/>
     <w:basedOn w:val="Normal"/>
-    <w:link w:val="FooterKAR"/>
+    <w:link w:val="FooterChar"/>
     <w:unhideWhenUsed/>
     <w:rsid w:val="00B53BDC"/>
     <w:pPr>
@@ -30184,9 +30236,9 @@
       <w:rFonts w:ascii="Calibri" w:eastAsia="Calibri" w:hAnsi="Calibri" w:cs="Times New Roman"/>
     </w:rPr>
   </w:style>
-  <w:style w:type="character" w:customStyle="1" w:styleId="FooterKAR">
-    <w:name w:val="Footer KAR"/>
-    <w:basedOn w:val="FontParagrafDefault"/>
+  <w:style w:type="character" w:customStyle="1" w:styleId="FooterChar">
+    <w:name w:val="Footer Char"/>
+    <w:basedOn w:val="DefaultParagraphFont"/>
     <w:link w:val="Footer"/>
     <w:rsid w:val="00B53BDC"/>
     <w:rPr>
@@ -30194,10 +30246,10 @@
       <w:lang w:val="id-ID"/>
     </w:rPr>
   </w:style>
-  <w:style w:type="table" w:styleId="KisiTabel">
+  <w:style w:type="table" w:styleId="TableGrid">
     <w:name w:val="Table Grid"/>
     <w:aliases w:val="Tabel"/>
-    <w:basedOn w:val="TabelNormal"/>
+    <w:basedOn w:val="TableNormal"/>
     <w:uiPriority w:val="59"/>
     <w:rsid w:val="00B53BDC"/>
     <w:pPr>
@@ -30245,7 +30297,7 @@
   </w:style>
   <w:style w:type="numbering" w:customStyle="1" w:styleId="NoList1">
     <w:name w:val="No List1"/>
-    <w:next w:val="TidakAdaDaftar"/>
+    <w:next w:val="NoList"/>
     <w:uiPriority w:val="99"/>
     <w:semiHidden/>
     <w:unhideWhenUsed/>
@@ -30253,8 +30305,8 @@
   </w:style>
   <w:style w:type="table" w:customStyle="1" w:styleId="TableGrid1">
     <w:name w:val="Table Grid1"/>
-    <w:basedOn w:val="TabelNormal"/>
-    <w:next w:val="KisiTabel"/>
+    <w:basedOn w:val="TableNormal"/>
+    <w:next w:val="TableGrid"/>
     <w:uiPriority w:val="59"/>
     <w:rsid w:val="00B53BDC"/>
     <w:pPr>
@@ -30309,7 +30361,7 @@
       <w:lang w:val="nl-NL"/>
     </w:rPr>
   </w:style>
-  <w:style w:type="character" w:styleId="ReferensiKomentar">
+  <w:style w:type="character" w:styleId="CommentReference">
     <w:name w:val="annotation reference"/>
     <w:semiHidden/>
     <w:unhideWhenUsed/>
@@ -30319,10 +30371,10 @@
       <w:szCs w:val="16"/>
     </w:rPr>
   </w:style>
-  <w:style w:type="paragraph" w:styleId="TeksKomentar">
+  <w:style w:type="paragraph" w:styleId="CommentText">
     <w:name w:val="annotation text"/>
     <w:basedOn w:val="Normal"/>
-    <w:link w:val="TeksKomentarKAR"/>
+    <w:link w:val="CommentTextChar"/>
     <w:semiHidden/>
     <w:unhideWhenUsed/>
     <w:rsid w:val="00B53BDC"/>
@@ -30333,10 +30385,10 @@
       <w:lang w:val="en-US"/>
     </w:rPr>
   </w:style>
-  <w:style w:type="character" w:customStyle="1" w:styleId="TeksKomentarKAR">
-    <w:name w:val="Teks Komentar KAR"/>
-    <w:basedOn w:val="FontParagrafDefault"/>
-    <w:link w:val="TeksKomentar"/>
+  <w:style w:type="character" w:customStyle="1" w:styleId="CommentTextChar">
+    <w:name w:val="Comment Text Char"/>
+    <w:basedOn w:val="DefaultParagraphFont"/>
+    <w:link w:val="CommentText"/>
     <w:semiHidden/>
     <w:rsid w:val="00B53BDC"/>
     <w:rPr>
@@ -30376,7 +30428,7 @@
   </w:style>
   <w:style w:type="numbering" w:customStyle="1" w:styleId="NoList2">
     <w:name w:val="No List2"/>
-    <w:next w:val="TidakAdaDaftar"/>
+    <w:next w:val="NoList"/>
     <w:uiPriority w:val="99"/>
     <w:semiHidden/>
     <w:unhideWhenUsed/>
@@ -30384,8 +30436,8 @@
   </w:style>
   <w:style w:type="table" w:customStyle="1" w:styleId="TableGrid2">
     <w:name w:val="Table Grid2"/>
-    <w:basedOn w:val="TabelNormal"/>
-    <w:next w:val="KisiTabel"/>
+    <w:basedOn w:val="TableNormal"/>
+    <w:next w:val="TableGrid"/>
     <w:rsid w:val="00B53BDC"/>
     <w:pPr>
       <w:spacing w:after="0" w:line="240" w:lineRule="auto"/>
@@ -30416,7 +30468,7 @@
       <w:u w:val="single"/>
     </w:rPr>
   </w:style>
-  <w:style w:type="character" w:styleId="Kuat">
+  <w:style w:type="character" w:styleId="Strong">
     <w:name w:val="Strong"/>
     <w:uiPriority w:val="22"/>
     <w:qFormat/>
@@ -30444,7 +30496,7 @@
   </w:style>
   <w:style w:type="character" w:customStyle="1" w:styleId="apple-converted-space">
     <w:name w:val="apple-converted-space"/>
-    <w:basedOn w:val="FontParagrafDefault"/>
+    <w:basedOn w:val="DefaultParagraphFont"/>
     <w:rsid w:val="00B53BDC"/>
   </w:style>
   <w:style w:type="character" w:customStyle="1" w:styleId="markedcontent">
@@ -30468,10 +30520,10 @@
       <w:lang w:val="id"/>
     </w:rPr>
   </w:style>
-  <w:style w:type="paragraph" w:styleId="TeksIsi">
+  <w:style w:type="paragraph" w:styleId="BodyText">
     <w:name w:val="Body Text"/>
     <w:basedOn w:val="Normal"/>
-    <w:link w:val="TeksIsiKAR"/>
+    <w:link w:val="BodyTextChar"/>
     <w:uiPriority w:val="1"/>
     <w:qFormat/>
     <w:rsid w:val="00B53BDC"/>
@@ -30486,10 +30538,10 @@
       <w:lang w:val="id"/>
     </w:rPr>
   </w:style>
-  <w:style w:type="character" w:customStyle="1" w:styleId="TeksIsiKAR">
-    <w:name w:val="Teks Isi KAR"/>
-    <w:basedOn w:val="FontParagrafDefault"/>
-    <w:link w:val="TeksIsi"/>
+  <w:style w:type="character" w:customStyle="1" w:styleId="BodyTextChar">
+    <w:name w:val="Body Text Char"/>
+    <w:basedOn w:val="DefaultParagraphFont"/>
+    <w:link w:val="BodyText"/>
     <w:uiPriority w:val="1"/>
     <w:rsid w:val="00B53BDC"/>
     <w:rPr>
@@ -30497,7 +30549,7 @@
       <w:lang w:val="id"/>
     </w:rPr>
   </w:style>
-  <w:style w:type="character" w:styleId="Penekanan">
+  <w:style w:type="character" w:styleId="Emphasis">
     <w:name w:val="Emphasis"/>
     <w:uiPriority w:val="20"/>
     <w:qFormat/>
@@ -30507,10 +30559,10 @@
       <w:iCs/>
     </w:rPr>
   </w:style>
-  <w:style w:type="paragraph" w:styleId="Judul">
+  <w:style w:type="paragraph" w:styleId="Title">
     <w:name w:val="Title"/>
     <w:basedOn w:val="Normal"/>
-    <w:link w:val="JudulKAR"/>
+    <w:link w:val="TitleChar"/>
     <w:qFormat/>
     <w:rsid w:val="00B53BDC"/>
     <w:pPr>
@@ -30530,10 +30582,10 @@
       <w:lang w:val="id"/>
     </w:rPr>
   </w:style>
-  <w:style w:type="character" w:customStyle="1" w:styleId="JudulKAR">
-    <w:name w:val="Judul KAR"/>
-    <w:basedOn w:val="FontParagrafDefault"/>
-    <w:link w:val="Judul"/>
+  <w:style w:type="character" w:customStyle="1" w:styleId="TitleChar">
+    <w:name w:val="Title Char"/>
+    <w:basedOn w:val="DefaultParagraphFont"/>
+    <w:link w:val="Title"/>
     <w:rsid w:val="00B53BDC"/>
     <w:rPr>
       <w:rFonts w:ascii="Arial" w:eastAsia="Arial" w:hAnsi="Arial" w:cs="Arial"/>
@@ -30569,7 +30621,7 @@
       <w:lang w:val="en-US" w:eastAsia="en-US"/>
     </w:rPr>
   </w:style>
-  <w:style w:type="character" w:styleId="Tempatpenampungteks">
+  <w:style w:type="character" w:styleId="PlaceholderText">
     <w:name w:val="Placeholder Text"/>
     <w:semiHidden/>
     <w:rsid w:val="00B53BDC"/>
@@ -30593,7 +30645,7 @@
   </w:style>
   <w:style w:type="paragraph" w:customStyle="1" w:styleId="bulletmatpok">
     <w:name w:val="bullet matpok"/>
-    <w:basedOn w:val="DaftarParagraf"/>
+    <w:basedOn w:val="ListParagraph"/>
     <w:qFormat/>
     <w:rsid w:val="00B53BDC"/>
     <w:pPr>
@@ -30643,10 +30695,10 @@
       <w:ind w:left="284" w:right="0" w:hanging="284"/>
     </w:pPr>
   </w:style>
-  <w:style w:type="paragraph" w:styleId="IndenTeksIsi">
+  <w:style w:type="paragraph" w:styleId="BodyTextIndent">
     <w:name w:val="Body Text Indent"/>
     <w:basedOn w:val="Normal"/>
-    <w:link w:val="IndenTeksIsiKAR"/>
+    <w:link w:val="BodyTextIndentChar"/>
     <w:rsid w:val="00B53BDC"/>
     <w:pPr>
       <w:spacing w:after="0" w:line="240" w:lineRule="auto"/>
@@ -30659,10 +30711,10 @@
       <w:szCs w:val="24"/>
     </w:rPr>
   </w:style>
-  <w:style w:type="character" w:customStyle="1" w:styleId="IndenTeksIsiKAR">
-    <w:name w:val="Inden Teks Isi KAR"/>
-    <w:basedOn w:val="FontParagrafDefault"/>
-    <w:link w:val="IndenTeksIsi"/>
+  <w:style w:type="character" w:customStyle="1" w:styleId="BodyTextIndentChar">
+    <w:name w:val="Body Text Indent Char"/>
+    <w:basedOn w:val="DefaultParagraphFont"/>
+    <w:link w:val="BodyTextIndent"/>
     <w:rsid w:val="00B53BDC"/>
     <w:rPr>
       <w:rFonts w:ascii="Times New Roman" w:eastAsia="Times New Roman" w:hAnsi="Times New Roman" w:cs="Times New Roman"/>
@@ -30671,9 +30723,9 @@
       <w:lang w:val="id-ID"/>
     </w:rPr>
   </w:style>
-  <w:style w:type="character" w:styleId="NomorHalaman">
+  <w:style w:type="character" w:styleId="PageNumber">
     <w:name w:val="page number"/>
-    <w:basedOn w:val="FontParagrafDefault"/>
+    <w:basedOn w:val="DefaultParagraphFont"/>
     <w:rsid w:val="00B53BDC"/>
   </w:style>
   <w:style w:type="numbering" w:customStyle="1" w:styleId="Style10">
@@ -30719,8 +30771,8 @@
   </w:style>
   <w:style w:type="table" w:customStyle="1" w:styleId="MediumList2-Accent11">
     <w:name w:val="Medium List 2 - Accent 11"/>
-    <w:basedOn w:val="TabelNormal"/>
-    <w:next w:val="DaftarSedang2-Aksen1"/>
+    <w:basedOn w:val="TableNormal"/>
+    <w:next w:val="MediumList2-Accent1"/>
     <w:rsid w:val="00B53BDC"/>
     <w:pPr>
       <w:spacing w:after="0" w:line="240" w:lineRule="auto"/>
@@ -30839,10 +30891,10 @@
       </w:tcPr>
     </w:tblStylePr>
   </w:style>
-  <w:style w:type="paragraph" w:styleId="Subjudul">
+  <w:style w:type="paragraph" w:styleId="Subtitle">
     <w:name w:val="Subtitle"/>
     <w:basedOn w:val="Normal"/>
-    <w:link w:val="SubjudulKAR"/>
+    <w:link w:val="SubtitleChar"/>
     <w:qFormat/>
     <w:rsid w:val="00B53BDC"/>
     <w:pPr>
@@ -30858,10 +30910,10 @@
       <w:lang w:val="en-US"/>
     </w:rPr>
   </w:style>
-  <w:style w:type="character" w:customStyle="1" w:styleId="SubjudulKAR">
-    <w:name w:val="Subjudul KAR"/>
-    <w:basedOn w:val="FontParagrafDefault"/>
-    <w:link w:val="Subjudul"/>
+  <w:style w:type="character" w:customStyle="1" w:styleId="SubtitleChar">
+    <w:name w:val="Subtitle Char"/>
+    <w:basedOn w:val="DefaultParagraphFont"/>
+    <w:link w:val="Subtitle"/>
     <w:rsid w:val="00B53BDC"/>
     <w:rPr>
       <w:rFonts w:ascii="Times New Roman" w:eastAsia="Times New Roman" w:hAnsi="Times New Roman" w:cs="Times New Roman"/>
@@ -30884,10 +30936,10 @@
       <w:sz w:val="24"/>
     </w:rPr>
   </w:style>
-  <w:style w:type="paragraph" w:styleId="IndenTeksIsi3">
+  <w:style w:type="paragraph" w:styleId="BodyTextIndent3">
     <w:name w:val="Body Text Indent 3"/>
     <w:basedOn w:val="Normal"/>
-    <w:link w:val="IndenTeksIsi3KAR"/>
+    <w:link w:val="BodyTextIndent3Char"/>
     <w:semiHidden/>
     <w:unhideWhenUsed/>
     <w:rsid w:val="00B53BDC"/>
@@ -30902,10 +30954,10 @@
       <w:lang w:val="en-US"/>
     </w:rPr>
   </w:style>
-  <w:style w:type="character" w:customStyle="1" w:styleId="IndenTeksIsi3KAR">
-    <w:name w:val="Inden Teks Isi 3 KAR"/>
-    <w:basedOn w:val="FontParagrafDefault"/>
-    <w:link w:val="IndenTeksIsi3"/>
+  <w:style w:type="character" w:customStyle="1" w:styleId="BodyTextIndent3Char">
+    <w:name w:val="Body Text Indent 3 Char"/>
+    <w:basedOn w:val="DefaultParagraphFont"/>
+    <w:link w:val="BodyTextIndent3"/>
     <w:semiHidden/>
     <w:rsid w:val="00B53BDC"/>
     <w:rPr>
@@ -30914,10 +30966,10 @@
       <w:szCs w:val="16"/>
     </w:rPr>
   </w:style>
-  <w:style w:type="paragraph" w:styleId="IndenTeksIsi2">
+  <w:style w:type="paragraph" w:styleId="BodyTextIndent2">
     <w:name w:val="Body Text Indent 2"/>
     <w:basedOn w:val="Normal"/>
-    <w:link w:val="IndenTeksIsi2KAR"/>
+    <w:link w:val="BodyTextIndent2Char"/>
     <w:semiHidden/>
     <w:unhideWhenUsed/>
     <w:rsid w:val="00B53BDC"/>
@@ -30930,10 +30982,10 @@
       <w:lang w:val="en-US"/>
     </w:rPr>
   </w:style>
-  <w:style w:type="character" w:customStyle="1" w:styleId="IndenTeksIsi2KAR">
-    <w:name w:val="Inden Teks Isi 2 KAR"/>
-    <w:basedOn w:val="FontParagrafDefault"/>
-    <w:link w:val="IndenTeksIsi2"/>
+  <w:style w:type="character" w:customStyle="1" w:styleId="BodyTextIndent2Char">
+    <w:name w:val="Body Text Indent 2 Char"/>
+    <w:basedOn w:val="DefaultParagraphFont"/>
+    <w:link w:val="BodyTextIndent2"/>
     <w:semiHidden/>
     <w:rsid w:val="00B53BDC"/>
     <w:rPr>
@@ -30942,8 +30994,8 @@
   </w:style>
   <w:style w:type="table" w:customStyle="1" w:styleId="TableGrid9">
     <w:name w:val="Table Grid9"/>
-    <w:basedOn w:val="TabelNormal"/>
-    <w:next w:val="KisiTabel"/>
+    <w:basedOn w:val="TableNormal"/>
+    <w:next w:val="TableGrid"/>
     <w:rsid w:val="00B53BDC"/>
     <w:pPr>
       <w:spacing w:after="0" w:line="240" w:lineRule="auto"/>
@@ -30987,8 +31039,8 @@
   </w:style>
   <w:style w:type="table" w:customStyle="1" w:styleId="TableGrid11">
     <w:name w:val="Table Grid11"/>
-    <w:basedOn w:val="TabelNormal"/>
-    <w:next w:val="KisiTabel"/>
+    <w:basedOn w:val="TableNormal"/>
+    <w:next w:val="TableGrid"/>
     <w:uiPriority w:val="59"/>
     <w:rsid w:val="00B53BDC"/>
     <w:pPr>
@@ -31013,8 +31065,8 @@
   </w:style>
   <w:style w:type="table" w:customStyle="1" w:styleId="TableGrid5">
     <w:name w:val="Table Grid5"/>
-    <w:basedOn w:val="TabelNormal"/>
-    <w:next w:val="KisiTabel"/>
+    <w:basedOn w:val="TableNormal"/>
+    <w:next w:val="TableGrid"/>
     <w:rsid w:val="00B53BDC"/>
     <w:pPr>
       <w:spacing w:after="0" w:line="240" w:lineRule="auto"/>
@@ -31038,8 +31090,8 @@
   </w:style>
   <w:style w:type="table" w:customStyle="1" w:styleId="TableGrid3">
     <w:name w:val="Table Grid3"/>
-    <w:basedOn w:val="TabelNormal"/>
-    <w:next w:val="KisiTabel"/>
+    <w:basedOn w:val="TableNormal"/>
+    <w:next w:val="TableGrid"/>
     <w:rsid w:val="00B53BDC"/>
     <w:pPr>
       <w:spacing w:after="0" w:line="240" w:lineRule="auto"/>
@@ -31057,8 +31109,8 @@
   </w:style>
   <w:style w:type="table" w:customStyle="1" w:styleId="TableGrid31">
     <w:name w:val="Table Grid31"/>
-    <w:basedOn w:val="TabelNormal"/>
-    <w:next w:val="KisiTabel"/>
+    <w:basedOn w:val="TableNormal"/>
+    <w:next w:val="TableGrid"/>
     <w:rsid w:val="00B53BDC"/>
     <w:pPr>
       <w:spacing w:after="0" w:line="240" w:lineRule="auto"/>
@@ -31082,8 +31134,8 @@
   </w:style>
   <w:style w:type="table" w:customStyle="1" w:styleId="TableGrid4">
     <w:name w:val="Table Grid4"/>
-    <w:basedOn w:val="TabelNormal"/>
-    <w:next w:val="KisiTabel"/>
+    <w:basedOn w:val="TableNormal"/>
+    <w:next w:val="TableGrid"/>
     <w:rsid w:val="00B53BDC"/>
     <w:pPr>
       <w:spacing w:after="0" w:line="240" w:lineRule="auto"/>
@@ -31099,9 +31151,9 @@
       </w:tblBorders>
     </w:tblPr>
   </w:style>
-  <w:style w:type="table" w:styleId="DaftarSedang2-Aksen1">
+  <w:style w:type="table" w:styleId="MediumList2-Accent1">
     <w:name w:val="Medium List 2 Accent 1"/>
-    <w:basedOn w:val="TabelNormal"/>
+    <w:basedOn w:val="TableNormal"/>
     <w:uiPriority w:val="66"/>
     <w:rsid w:val="00B53BDC"/>
     <w:pPr>
@@ -31222,8 +31274,8 @@
   </w:style>
   <w:style w:type="table" w:customStyle="1" w:styleId="TableGrid6">
     <w:name w:val="Table Grid6"/>
-    <w:basedOn w:val="TabelNormal"/>
-    <w:next w:val="KisiTabel"/>
+    <w:basedOn w:val="TableNormal"/>
+    <w:next w:val="TableGrid"/>
     <w:rsid w:val="00B53BDC"/>
     <w:pPr>
       <w:spacing w:after="0" w:line="240" w:lineRule="auto"/>
@@ -31241,8 +31293,8 @@
   </w:style>
   <w:style w:type="table" w:customStyle="1" w:styleId="TableGrid7">
     <w:name w:val="Table Grid7"/>
-    <w:basedOn w:val="TabelNormal"/>
-    <w:next w:val="KisiTabel"/>
+    <w:basedOn w:val="TableNormal"/>
+    <w:next w:val="TableGrid"/>
     <w:rsid w:val="00B53BDC"/>
     <w:pPr>
       <w:spacing w:after="0" w:line="240" w:lineRule="auto"/>
@@ -31260,8 +31312,8 @@
   </w:style>
   <w:style w:type="table" w:customStyle="1" w:styleId="TableGrid8">
     <w:name w:val="Table Grid8"/>
-    <w:basedOn w:val="TabelNormal"/>
-    <w:next w:val="KisiTabel"/>
+    <w:basedOn w:val="TableNormal"/>
+    <w:next w:val="TableGrid"/>
     <w:rsid w:val="00B53BDC"/>
     <w:pPr>
       <w:spacing w:after="0" w:line="240" w:lineRule="auto"/>
@@ -31279,8 +31331,8 @@
   </w:style>
   <w:style w:type="table" w:customStyle="1" w:styleId="TableGrid10">
     <w:name w:val="Table Grid10"/>
-    <w:basedOn w:val="TabelNormal"/>
-    <w:next w:val="KisiTabel"/>
+    <w:basedOn w:val="TableNormal"/>
+    <w:next w:val="TableGrid"/>
     <w:rsid w:val="00B53BDC"/>
     <w:pPr>
       <w:spacing w:after="0" w:line="240" w:lineRule="auto"/>
@@ -31298,8 +31350,8 @@
   </w:style>
   <w:style w:type="table" w:customStyle="1" w:styleId="TableGrid12">
     <w:name w:val="Table Grid12"/>
-    <w:basedOn w:val="TabelNormal"/>
-    <w:next w:val="KisiTabel"/>
+    <w:basedOn w:val="TableNormal"/>
+    <w:next w:val="TableGrid"/>
     <w:rsid w:val="00B53BDC"/>
     <w:pPr>
       <w:spacing w:after="0" w:line="240" w:lineRule="auto"/>
@@ -31317,8 +31369,8 @@
   </w:style>
   <w:style w:type="table" w:customStyle="1" w:styleId="TableGrid13">
     <w:name w:val="Table Grid13"/>
-    <w:basedOn w:val="TabelNormal"/>
-    <w:next w:val="KisiTabel"/>
+    <w:basedOn w:val="TableNormal"/>
+    <w:next w:val="TableGrid"/>
     <w:rsid w:val="00B53BDC"/>
     <w:pPr>
       <w:spacing w:after="0" w:line="240" w:lineRule="auto"/>
@@ -31336,8 +31388,8 @@
   </w:style>
   <w:style w:type="table" w:customStyle="1" w:styleId="TableGrid14">
     <w:name w:val="Table Grid14"/>
-    <w:basedOn w:val="TabelNormal"/>
-    <w:next w:val="KisiTabel"/>
+    <w:basedOn w:val="TableNormal"/>
+    <w:next w:val="TableGrid"/>
     <w:rsid w:val="00B53BDC"/>
     <w:pPr>
       <w:spacing w:after="0" w:line="240" w:lineRule="auto"/>
@@ -31355,8 +31407,8 @@
   </w:style>
   <w:style w:type="table" w:customStyle="1" w:styleId="TableGrid15">
     <w:name w:val="Table Grid15"/>
-    <w:basedOn w:val="TabelNormal"/>
-    <w:next w:val="KisiTabel"/>
+    <w:basedOn w:val="TableNormal"/>
+    <w:next w:val="TableGrid"/>
     <w:rsid w:val="00B53BDC"/>
     <w:pPr>
       <w:spacing w:after="0" w:line="240" w:lineRule="auto"/>
@@ -31374,8 +31426,8 @@
   </w:style>
   <w:style w:type="table" w:customStyle="1" w:styleId="TableGrid16">
     <w:name w:val="Table Grid16"/>
-    <w:basedOn w:val="TabelNormal"/>
-    <w:next w:val="KisiTabel"/>
+    <w:basedOn w:val="TableNormal"/>
+    <w:next w:val="TableGrid"/>
     <w:rsid w:val="00B53BDC"/>
     <w:pPr>
       <w:spacing w:after="0" w:line="240" w:lineRule="auto"/>
@@ -31393,8 +31445,8 @@
   </w:style>
   <w:style w:type="table" w:customStyle="1" w:styleId="TableGrid17">
     <w:name w:val="Table Grid17"/>
-    <w:basedOn w:val="TabelNormal"/>
-    <w:next w:val="KisiTabel"/>
+    <w:basedOn w:val="TableNormal"/>
+    <w:next w:val="TableGrid"/>
     <w:rsid w:val="00B53BDC"/>
     <w:pPr>
       <w:spacing w:after="0" w:line="240" w:lineRule="auto"/>
@@ -31412,8 +31464,8 @@
   </w:style>
   <w:style w:type="table" w:customStyle="1" w:styleId="TableGrid18">
     <w:name w:val="Table Grid18"/>
-    <w:basedOn w:val="TabelNormal"/>
-    <w:next w:val="KisiTabel"/>
+    <w:basedOn w:val="TableNormal"/>
+    <w:next w:val="TableGrid"/>
     <w:rsid w:val="00B53BDC"/>
     <w:pPr>
       <w:spacing w:after="0" w:line="240" w:lineRule="auto"/>
@@ -31431,8 +31483,8 @@
   </w:style>
   <w:style w:type="table" w:customStyle="1" w:styleId="TableGrid19">
     <w:name w:val="Table Grid19"/>
-    <w:basedOn w:val="TabelNormal"/>
-    <w:next w:val="KisiTabel"/>
+    <w:basedOn w:val="TableNormal"/>
+    <w:next w:val="TableGrid"/>
     <w:rsid w:val="00B53BDC"/>
     <w:pPr>
       <w:spacing w:after="0" w:line="240" w:lineRule="auto"/>
@@ -31450,8 +31502,8 @@
   </w:style>
   <w:style w:type="table" w:customStyle="1" w:styleId="TableGrid20">
     <w:name w:val="Table Grid20"/>
-    <w:basedOn w:val="TabelNormal"/>
-    <w:next w:val="KisiTabel"/>
+    <w:basedOn w:val="TableNormal"/>
+    <w:next w:val="TableGrid"/>
     <w:rsid w:val="00B53BDC"/>
     <w:pPr>
       <w:spacing w:after="0" w:line="240" w:lineRule="auto"/>
@@ -31469,8 +31521,8 @@
   </w:style>
   <w:style w:type="table" w:customStyle="1" w:styleId="TableGrid21">
     <w:name w:val="Table Grid21"/>
-    <w:basedOn w:val="TabelNormal"/>
-    <w:next w:val="KisiTabel"/>
+    <w:basedOn w:val="TableNormal"/>
+    <w:next w:val="TableGrid"/>
     <w:rsid w:val="00B53BDC"/>
     <w:pPr>
       <w:spacing w:after="0" w:line="240" w:lineRule="auto"/>
@@ -31498,7 +31550,7 @@
   </w:style>
   <w:style w:type="numbering" w:customStyle="1" w:styleId="NoList11">
     <w:name w:val="No List11"/>
-    <w:next w:val="TidakAdaDaftar"/>
+    <w:next w:val="NoList"/>
     <w:uiPriority w:val="99"/>
     <w:semiHidden/>
     <w:unhideWhenUsed/>
@@ -31506,7 +31558,7 @@
   </w:style>
   <w:style w:type="numbering" w:customStyle="1" w:styleId="NoList111">
     <w:name w:val="No List111"/>
-    <w:next w:val="TidakAdaDaftar"/>
+    <w:next w:val="NoList"/>
     <w:uiPriority w:val="99"/>
     <w:semiHidden/>
     <w:unhideWhenUsed/>
@@ -31518,7 +31570,7 @@
   </w:style>
   <w:style w:type="numbering" w:customStyle="1" w:styleId="NoList21">
     <w:name w:val="No List21"/>
-    <w:next w:val="TidakAdaDaftar"/>
+    <w:next w:val="NoList"/>
     <w:uiPriority w:val="99"/>
     <w:semiHidden/>
     <w:unhideWhenUsed/>
@@ -31526,7 +31578,7 @@
   </w:style>
   <w:style w:type="numbering" w:customStyle="1" w:styleId="NoList12">
     <w:name w:val="No List12"/>
-    <w:next w:val="TidakAdaDaftar"/>
+    <w:next w:val="NoList"/>
     <w:uiPriority w:val="99"/>
     <w:semiHidden/>
     <w:unhideWhenUsed/>
@@ -31567,7 +31619,7 @@
   </w:style>
   <w:style w:type="character" w:customStyle="1" w:styleId="TitleChar1">
     <w:name w:val="Title Char1"/>
-    <w:basedOn w:val="FontParagrafDefault"/>
+    <w:basedOn w:val="DefaultParagraphFont"/>
     <w:uiPriority w:val="10"/>
     <w:rsid w:val="00B53BDC"/>
     <w:rPr>
@@ -31581,8 +31633,8 @@
   </w:style>
   <w:style w:type="table" w:customStyle="1" w:styleId="TableGrid111">
     <w:name w:val="Table Grid111"/>
-    <w:basedOn w:val="TabelNormal"/>
-    <w:next w:val="KisiTabel"/>
+    <w:basedOn w:val="TableNormal"/>
+    <w:next w:val="TableGrid"/>
     <w:rsid w:val="00B53BDC"/>
     <w:pPr>
       <w:spacing w:after="0" w:line="240" w:lineRule="auto"/>
@@ -31623,7 +31675,7 @@
   </w:style>
   <w:style w:type="character" w:customStyle="1" w:styleId="Heading1Char1">
     <w:name w:val="Heading 1 Char1"/>
-    <w:basedOn w:val="FontParagrafDefault"/>
+    <w:basedOn w:val="DefaultParagraphFont"/>
     <w:uiPriority w:val="9"/>
     <w:rsid w:val="00B53BDC"/>
     <w:rPr>
@@ -31673,7 +31725,7 @@
   </w:style>
   <w:style w:type="character" w:customStyle="1" w:styleId="TitleChar2">
     <w:name w:val="Title Char2"/>
-    <w:basedOn w:val="FontParagrafDefault"/>
+    <w:basedOn w:val="DefaultParagraphFont"/>
     <w:uiPriority w:val="10"/>
     <w:rsid w:val="00B53BDC"/>
     <w:rPr>
@@ -31687,22 +31739,22 @@
   </w:style>
   <w:style w:type="character" w:customStyle="1" w:styleId="HeaderChar1">
     <w:name w:val="Header Char1"/>
-    <w:basedOn w:val="FontParagrafDefault"/>
+    <w:basedOn w:val="DefaultParagraphFont"/>
     <w:uiPriority w:val="99"/>
     <w:semiHidden/>
     <w:rsid w:val="00B53BDC"/>
   </w:style>
   <w:style w:type="character" w:customStyle="1" w:styleId="FooterChar1">
     <w:name w:val="Footer Char1"/>
-    <w:basedOn w:val="FontParagrafDefault"/>
+    <w:basedOn w:val="DefaultParagraphFont"/>
     <w:uiPriority w:val="99"/>
     <w:semiHidden/>
     <w:rsid w:val="00B53BDC"/>
   </w:style>
   <w:style w:type="table" w:customStyle="1" w:styleId="TableGrid112">
     <w:name w:val="Table Grid112"/>
-    <w:basedOn w:val="TabelNormal"/>
-    <w:next w:val="KisiTabel"/>
+    <w:basedOn w:val="TableNormal"/>
+    <w:next w:val="TableGrid"/>
     <w:uiPriority w:val="59"/>
     <w:rsid w:val="00B53BDC"/>
     <w:pPr>
@@ -31722,10 +31774,10 @@
       </w:tblBorders>
     </w:tblPr>
   </w:style>
-  <w:style w:type="paragraph" w:styleId="TeksBiasa">
+  <w:style w:type="paragraph" w:styleId="PlainText">
     <w:name w:val="Plain Text"/>
     <w:basedOn w:val="Normal"/>
-    <w:link w:val="TeksBiasaKAR"/>
+    <w:link w:val="PlainTextChar"/>
     <w:uiPriority w:val="99"/>
     <w:unhideWhenUsed/>
     <w:rsid w:val="00B53BDC"/>
@@ -31738,10 +31790,10 @@
       <w:szCs w:val="21"/>
     </w:rPr>
   </w:style>
-  <w:style w:type="character" w:customStyle="1" w:styleId="TeksBiasaKAR">
-    <w:name w:val="Teks Biasa KAR"/>
-    <w:basedOn w:val="FontParagrafDefault"/>
-    <w:link w:val="TeksBiasa"/>
+  <w:style w:type="character" w:customStyle="1" w:styleId="PlainTextChar">
+    <w:name w:val="Plain Text Char"/>
+    <w:basedOn w:val="DefaultParagraphFont"/>
+    <w:link w:val="PlainText"/>
     <w:uiPriority w:val="99"/>
     <w:rsid w:val="00B53BDC"/>
     <w:rPr>
@@ -32092,8 +32144,8 @@
   </w:style>
   <w:style w:type="table" w:customStyle="1" w:styleId="TableGrid91">
     <w:name w:val="Table Grid91"/>
-    <w:basedOn w:val="TabelNormal"/>
-    <w:next w:val="KisiTabel"/>
+    <w:basedOn w:val="TableNormal"/>
+    <w:next w:val="TableGrid"/>
     <w:rsid w:val="00B53BDC"/>
     <w:pPr>
       <w:spacing w:after="0" w:line="240" w:lineRule="auto"/>
@@ -32114,8 +32166,8 @@
   </w:style>
   <w:style w:type="table" w:customStyle="1" w:styleId="TableGrid110">
     <w:name w:val="Table Grid110"/>
-    <w:basedOn w:val="TabelNormal"/>
-    <w:next w:val="KisiTabel"/>
+    <w:basedOn w:val="TableNormal"/>
+    <w:next w:val="TableGrid"/>
     <w:rsid w:val="00B53BDC"/>
     <w:pPr>
       <w:spacing w:after="0" w:line="240" w:lineRule="auto"/>
@@ -32136,8 +32188,8 @@
   </w:style>
   <w:style w:type="table" w:customStyle="1" w:styleId="TableGrid51">
     <w:name w:val="Table Grid51"/>
-    <w:basedOn w:val="TabelNormal"/>
-    <w:next w:val="KisiTabel"/>
+    <w:basedOn w:val="TableNormal"/>
+    <w:next w:val="TableGrid"/>
     <w:rsid w:val="00B53BDC"/>
     <w:pPr>
       <w:spacing w:after="0" w:line="240" w:lineRule="auto"/>
@@ -32161,8 +32213,8 @@
   </w:style>
   <w:style w:type="table" w:customStyle="1" w:styleId="TableGrid121">
     <w:name w:val="Table Grid121"/>
-    <w:basedOn w:val="TabelNormal"/>
-    <w:next w:val="KisiTabel"/>
+    <w:basedOn w:val="TableNormal"/>
+    <w:next w:val="TableGrid"/>
     <w:rsid w:val="00B53BDC"/>
     <w:pPr>
       <w:spacing w:after="0" w:line="240" w:lineRule="auto"/>
@@ -32180,8 +32232,8 @@
   </w:style>
   <w:style w:type="table" w:customStyle="1" w:styleId="TableGrid131">
     <w:name w:val="Table Grid131"/>
-    <w:basedOn w:val="TabelNormal"/>
-    <w:next w:val="KisiTabel"/>
+    <w:basedOn w:val="TableNormal"/>
+    <w:next w:val="TableGrid"/>
     <w:rsid w:val="00B53BDC"/>
     <w:pPr>
       <w:spacing w:after="0" w:line="240" w:lineRule="auto"/>
@@ -32199,8 +32251,8 @@
   </w:style>
   <w:style w:type="table" w:customStyle="1" w:styleId="TableGrid141">
     <w:name w:val="Table Grid141"/>
-    <w:basedOn w:val="TabelNormal"/>
-    <w:next w:val="KisiTabel"/>
+    <w:basedOn w:val="TableNormal"/>
+    <w:next w:val="TableGrid"/>
     <w:rsid w:val="00B53BDC"/>
     <w:pPr>
       <w:spacing w:after="0" w:line="240" w:lineRule="auto"/>
@@ -32218,8 +32270,8 @@
   </w:style>
   <w:style w:type="table" w:customStyle="1" w:styleId="TableGrid151">
     <w:name w:val="Table Grid151"/>
-    <w:basedOn w:val="TabelNormal"/>
-    <w:next w:val="KisiTabel"/>
+    <w:basedOn w:val="TableNormal"/>
+    <w:next w:val="TableGrid"/>
     <w:rsid w:val="00B53BDC"/>
     <w:pPr>
       <w:spacing w:after="0" w:line="240" w:lineRule="auto"/>
@@ -32237,8 +32289,8 @@
   </w:style>
   <w:style w:type="table" w:customStyle="1" w:styleId="TableGrid161">
     <w:name w:val="Table Grid161"/>
-    <w:basedOn w:val="TabelNormal"/>
-    <w:next w:val="KisiTabel"/>
+    <w:basedOn w:val="TableNormal"/>
+    <w:next w:val="TableGrid"/>
     <w:rsid w:val="00B53BDC"/>
     <w:pPr>
       <w:spacing w:after="0" w:line="240" w:lineRule="auto"/>
@@ -32256,8 +32308,8 @@
   </w:style>
   <w:style w:type="table" w:customStyle="1" w:styleId="TableGrid171">
     <w:name w:val="Table Grid171"/>
-    <w:basedOn w:val="TabelNormal"/>
-    <w:next w:val="KisiTabel"/>
+    <w:basedOn w:val="TableNormal"/>
+    <w:next w:val="TableGrid"/>
     <w:rsid w:val="00B53BDC"/>
     <w:pPr>
       <w:spacing w:after="0" w:line="240" w:lineRule="auto"/>
@@ -32275,8 +32327,8 @@
   </w:style>
   <w:style w:type="table" w:customStyle="1" w:styleId="TableGrid181">
     <w:name w:val="Table Grid181"/>
-    <w:basedOn w:val="TabelNormal"/>
-    <w:next w:val="KisiTabel"/>
+    <w:basedOn w:val="TableNormal"/>
+    <w:next w:val="TableGrid"/>
     <w:rsid w:val="00B53BDC"/>
     <w:pPr>
       <w:spacing w:after="0" w:line="240" w:lineRule="auto"/>
@@ -32294,8 +32346,8 @@
   </w:style>
   <w:style w:type="table" w:customStyle="1" w:styleId="TableGrid191">
     <w:name w:val="Table Grid191"/>
-    <w:basedOn w:val="TabelNormal"/>
-    <w:next w:val="KisiTabel"/>
+    <w:basedOn w:val="TableNormal"/>
+    <w:next w:val="TableGrid"/>
     <w:rsid w:val="00B53BDC"/>
     <w:pPr>
       <w:spacing w:after="0" w:line="240" w:lineRule="auto"/>
@@ -32313,8 +32365,8 @@
   </w:style>
   <w:style w:type="table" w:customStyle="1" w:styleId="TableGrid211">
     <w:name w:val="Table Grid211"/>
-    <w:basedOn w:val="TabelNormal"/>
-    <w:next w:val="KisiTabel"/>
+    <w:basedOn w:val="TableNormal"/>
+    <w:next w:val="TableGrid"/>
     <w:rsid w:val="00B53BDC"/>
     <w:pPr>
       <w:spacing w:after="0" w:line="240" w:lineRule="auto"/>
@@ -32332,7 +32384,7 @@
   </w:style>
   <w:style w:type="numbering" w:customStyle="1" w:styleId="NoList1111">
     <w:name w:val="No List1111"/>
-    <w:next w:val="TidakAdaDaftar"/>
+    <w:next w:val="NoList"/>
     <w:uiPriority w:val="99"/>
     <w:semiHidden/>
     <w:unhideWhenUsed/>
@@ -32518,10 +32570,10 @@
       </w:tcPr>
     </w:tblStylePr>
   </w:style>
-  <w:style w:type="character" w:customStyle="1" w:styleId="Judul4KAR">
-    <w:name w:val="Judul 4 KAR"/>
-    <w:basedOn w:val="FontParagrafDefault"/>
-    <w:link w:val="Judul4"/>
+  <w:style w:type="character" w:customStyle="1" w:styleId="Heading4Char">
+    <w:name w:val="Heading 4 Char"/>
+    <w:basedOn w:val="DefaultParagraphFont"/>
+    <w:link w:val="Heading4"/>
     <w:uiPriority w:val="9"/>
     <w:semiHidden/>
     <w:rsid w:val="00681DEC"/>
